--- a/일본판/3부/3부_11화_관저.docx
+++ b/일본판/3부/3부_11화_관저.docx
@@ -92,7 +92,7 @@
           <w:color w:val="555555"/>
           <w:sz w:val="22"/>
         </w:rPr>
-        <w:t>(2023年8月14日(月)、午前9時。桐生法律事務所。お盆休みの最中で、ビルの廊下は静かだ。窓は開けてあり、駅前の蝉の声が入ってくる。応接室の机の上に、官邸の面会申込書の控えと、赤い付箋だらけの「関係省庁説明資料」。茜が電話を切る。)</w:t>
+        <w:t>(2023年8月14日(月)、午前9時。桐生法律事務所。お盆休みの最中で、ビルの廊下は静かだ。窓は開けてあり、駅前の蝉の声が入ってくる。応接室の机の上に官邸の面会申込書の控えと赤い付箋だらけの「関係省庁説明資料」。茜が電話を切る。)</w:t>
       </w:r>
     </w:p>
     <w:p>
@@ -161,7 +161,7 @@
           <w:i w:val="0"/>
           <w:sz w:val="22"/>
         </w:rPr>
-        <w:t>向こうの言い方は、いつも同じです。「ご要望は承りました」。承られて、どこへ行くのか分からない。</w:t>
+        <w:t>向こうの言い方はいつも同じです。「ご要望は承りました」。承られて、どこへ行くのか分からない。</w:t>
       </w:r>
     </w:p>
     <w:p>
@@ -176,7 +176,7 @@
           <w:color w:val="555555"/>
           <w:sz w:val="22"/>
         </w:rPr>
-        <w:t>(三浦が、盆の上に湯呑みを四つ載せて入ってくる。)</w:t>
+        <w:t>(三浦が盆の上に湯呑みを四つ載せて入ってくる。)</w:t>
       </w:r>
     </w:p>
     <w:p>
@@ -199,7 +199,7 @@
           <w:i w:val="0"/>
           <w:sz w:val="22"/>
         </w:rPr>
-        <w:t>冷たい麦茶にしました。ほうじ茶は、さすがに暑くて。</w:t>
+        <w:t>冷たい麦茶にしました。ほうじ茶はさすがに暑くて。</w:t>
       </w:r>
     </w:p>
     <w:p>
@@ -237,7 +237,7 @@
           <w:i w:val="0"/>
           <w:sz w:val="22"/>
         </w:rPr>
-        <w:t>先生。四月に、政府が処理水の方針を最終的に固めてから、ずっと思ってたんです。この件は、民事の裁判では、うまく起きてくれません。</w:t>
+        <w:t>先生。四月に政府が処理水の方針を最終的に固めてから、ずっと思ってたんです。この件は民事の裁判ではうまく起きてくれません。</w:t>
       </w:r>
     </w:p>
     <w:p>
@@ -283,7 +283,7 @@
           <w:i w:val="0"/>
           <w:sz w:val="22"/>
         </w:rPr>
-        <w:t>国は、「IAEAの報告書」と「基準値の四十分の一」を盾にします。こちらは、「漁業者の理解」を言う。「理解」は、法律の言葉じゃない。</w:t>
+        <w:t>国は「IAEAの報告書」と「基準値の四十分の一」を盾にします。こちらは「漁業者の理解」を言う。「理解」は法律の言葉じゃない。</w:t>
       </w:r>
     </w:p>
     <w:p>
@@ -306,7 +306,7 @@
           <w:i w:val="0"/>
           <w:sz w:val="22"/>
         </w:rPr>
-        <w:t>法律の言葉になる手前の、言葉です。</w:t>
+        <w:t>法律の言葉になる手前の言葉です。</w:t>
       </w:r>
     </w:p>
     <w:p>
@@ -329,7 +329,7 @@
           <w:i w:val="0"/>
           <w:sz w:val="22"/>
         </w:rPr>
-        <w:t>手前の言葉を、どこに持っていくか。それが、今回の官邸、なんですよね。</w:t>
+        <w:t>手前の言葉をどこに持っていくか。それが今回の官邸なんですよね。</w:t>
       </w:r>
     </w:p>
     <w:p>
@@ -352,7 +352,7 @@
           <w:i w:val="0"/>
           <w:sz w:val="22"/>
         </w:rPr>
-        <w:t>そうです。法廷では、まだ受け取ってもらえない言葉を、受け取ってもらえる人のところへ。……それが、いちばん偉い人であるべきだ、というだけです。</w:t>
+        <w:t>そうです。法廷ではまだ受け取ってもらえない言葉を受け取ってもらえる人のところへ。……それがいちばん偉い人であるべきだ、というだけです。</w:t>
       </w:r>
     </w:p>
     <w:p>
@@ -367,7 +367,7 @@
           <w:color w:val="555555"/>
           <w:sz w:val="22"/>
         </w:rPr>
-        <w:t>(三浦が、湯呑みを置く。)</w:t>
+        <w:t>(三浦が湯呑みを置く。)</w:t>
       </w:r>
     </w:p>
     <w:p>
@@ -413,7 +413,7 @@
           <w:i w:val="0"/>
           <w:sz w:val="22"/>
         </w:rPr>
-        <w:t>受け取る、とは言わないでしょう。「承る」でしょう。……でも、聞いた、という事実は、残ります。</w:t>
+        <w:t>受け取る、とは言わないでしょう。「承る」でしょう。……でも、聞いたという事実は残ります。</w:t>
       </w:r>
     </w:p>
     <w:p>
@@ -537,7 +537,7 @@
           <w:color w:val="555555"/>
           <w:sz w:val="22"/>
         </w:rPr>
-        <w:t>(電話を置く。三人の目が、遼に集まる。)</w:t>
+        <w:t>(電話を置く。三人の目が遼に集まる。)</w:t>
       </w:r>
     </w:p>
     <w:p>
@@ -629,7 +629,7 @@
           <w:i w:val="0"/>
           <w:sz w:val="22"/>
         </w:rPr>
-        <w:t>小さいです。でも、取れました。(麦茶を一気に飲み)エンドウさんに、報告に行きます。</w:t>
+        <w:t>小さいです。でも取れました。(麦茶を一気に飲み)エンドウさんに報告に行きます。</w:t>
       </w:r>
     </w:p>
     <w:p>
@@ -659,7 +659,7 @@
           <w:color w:val="555555"/>
           <w:sz w:val="22"/>
         </w:rPr>
-        <w:t>(2023年8月17日(木)、午後3時。衆議院第一議員会館、真壁遼の事務所。九階の窓から、国会議事堂の屋根が見える。机の上には、陳情の山と、スイカの小さな差し入れ。美優が資料をまとめている。榊が、いつもの黒い手帳を持って、立ったまま報告している。)</w:t>
+        <w:t>(2023年8月17日(木)、午後3時。衆議院第一議員会館、真壁遼の事務所。九階の窓から、国会議事堂の屋根が見える。机の上には陳情の山とスイカの小さな差し入れ。美優が資料をまとめている。榊がいつもの黒い手帳を持って、立ったまま報告している。)</w:t>
       </w:r>
     </w:p>
     <w:p>
@@ -682,7 +682,7 @@
           <w:i w:val="0"/>
           <w:sz w:val="22"/>
         </w:rPr>
-        <w:t>面会の段取りは、以上です。官邸の入り口は、正面ではなく、南側の通用口。入館証は、事前に写真を送付。手荷物検査があります。当日、十時十分に、官邸の前に集合を。</w:t>
+        <w:t>面会の段取りは以上です。官邸の入り口は正面ではなく、南側の通用口。入館証は事前に写真を送付。手荷物検査があります。当日十時十分に官邸の前に集合を。</w:t>
       </w:r>
     </w:p>
     <w:p>
@@ -705,7 +705,7 @@
           <w:i w:val="0"/>
           <w:sz w:val="22"/>
         </w:rPr>
-        <w:t>……先生。これは、「聞いた」という体裁のために作られた十五分です。</w:t>
+        <w:t>……先生。これは「聞いた」という体裁のために作られた十五分です。</w:t>
       </w:r>
     </w:p>
     <w:p>
@@ -751,7 +751,7 @@
           <w:i w:val="0"/>
           <w:sz w:val="22"/>
         </w:rPr>
-        <w:t>先生が行かなければ、この十五分は、もっと短く、もっと冷たくなったはずです。</w:t>
+        <w:t>先生が行かなければ、この十五分はもっと短く、もっと冷たくなったはずです。</w:t>
       </w:r>
     </w:p>
     <w:p>
@@ -766,7 +766,7 @@
           <w:color w:val="555555"/>
           <w:sz w:val="22"/>
         </w:rPr>
-        <w:t>(遼が、榊を見る。榊の無表情は変わらない。しかし、手帳を持つ指が、わずかに震えている。)</w:t>
+        <w:t>(遼が榊を見る。榊の無表情は変わらない。しかし手帳を持つ指が、わずかに震えている。)</w:t>
       </w:r>
     </w:p>
     <w:p>
@@ -804,7 +804,7 @@
           <w:color w:val="555555"/>
           <w:sz w:val="22"/>
         </w:rPr>
-        <w:t>(榊が、短く息を止める。)</w:t>
+        <w:t>(榊が短く息を止める。)</w:t>
       </w:r>
     </w:p>
     <w:p>
@@ -827,7 +827,7 @@
           <w:i w:val="0"/>
           <w:sz w:val="22"/>
         </w:rPr>
-        <w:t>先代は、……この種の面会は、受けなかったと思います。「会わない」ことが、答えになるからです。</w:t>
+        <w:t>先代は……この種の面会は受けなかったと思います。「会わない」ことが答えになるからです。</w:t>
       </w:r>
     </w:p>
     <w:p>
@@ -850,7 +850,7 @@
           <w:i w:val="0"/>
           <w:sz w:val="22"/>
         </w:rPr>
-        <w:t>では、僕は、会う方を選びます。</w:t>
+        <w:t>では僕は会う方を選びます。</w:t>
       </w:r>
     </w:p>
     <w:p>
@@ -873,7 +873,7 @@
           <w:i w:val="0"/>
           <w:sz w:val="22"/>
         </w:rPr>
-        <w:t>はい。……先生は、先代と、違います。</w:t>
+        <w:t>はい。……先生は先代と違います。</w:t>
       </w:r>
     </w:p>
     <w:p>
@@ -888,7 +888,7 @@
           <w:color w:val="555555"/>
           <w:sz w:val="22"/>
         </w:rPr>
-        <w:t>(美優が、手を止めて顔を上げる。)</w:t>
+        <w:t>(美優が手を止めて顔を上げる。)</w:t>
       </w:r>
     </w:p>
     <w:p>
@@ -903,7 +903,7 @@
           <w:color w:val="555555"/>
           <w:sz w:val="22"/>
         </w:rPr>
-        <w:t>(扉をノックする音。榊が開ける。背広姿の男が、軽く会釈して立っている。内閣官房の名札。神崎である。)</w:t>
+        <w:t>(扉をノックする音。榊が開ける。背広姿の男が軽く会釈して立っている。内閣官房の名札。神崎である。)</w:t>
       </w:r>
     </w:p>
     <w:p>
@@ -949,7 +949,7 @@
           <w:i w:val="0"/>
           <w:sz w:val="22"/>
         </w:rPr>
-        <w:t>神崎さん。……いえ、神崎審議官、と、お呼びするべきですね。</w:t>
+        <w:t>神崎さん。……いえ、神崎審議官と、お呼びするべきですね。</w:t>
       </w:r>
     </w:p>
     <w:p>
@@ -972,7 +972,7 @@
           <w:i w:val="0"/>
           <w:sz w:val="22"/>
         </w:rPr>
-        <w:t>呼び方は、どちらでも。「神崎」で、ようございます。(榊に会釈する)榊さんも、お元気そうで何より。</w:t>
+        <w:t>呼び方はどちらでも。「神崎」でようございます。(榊に会釈する)榊さんもお元気そうで何より。</w:t>
       </w:r>
     </w:p>
     <w:p>
@@ -1010,7 +1010,7 @@
           <w:color w:val="555555"/>
           <w:sz w:val="22"/>
         </w:rPr>
-        <w:t>(神崎が、持ってきた小さな紙袋を差し出す。)</w:t>
+        <w:t>(神崎が持ってきた小さな紙袋を差し出す。)</w:t>
       </w:r>
     </w:p>
     <w:p>
@@ -1033,7 +1033,7 @@
           <w:i w:val="0"/>
           <w:sz w:val="22"/>
         </w:rPr>
-        <w:t>地元の、和菓子です。官邸の近くの。……二十一日の件で、ひとつだけ、お知らせに伺いました。当日、私が、官邸の中で、お迎えします。</w:t>
+        <w:t>地元の和菓子です。官邸の近くの。……二十一日の件で、ひとつだけお知らせに伺いました。当日私が官邸の中で、お迎えします。</w:t>
       </w:r>
     </w:p>
     <w:p>
@@ -1079,7 +1079,7 @@
           <w:i w:val="0"/>
           <w:sz w:val="22"/>
         </w:rPr>
-        <w:t>内閣審議官は、官邸内の動線の調整も、仕事の一部です。ですから、ご案内は、私が。</w:t>
+        <w:t>内閣審議官は官邸内の動線の調整も仕事の一部です。ですから、ご案内は私が。</w:t>
       </w:r>
     </w:p>
     <w:p>
@@ -1094,7 +1094,7 @@
           <w:color w:val="555555"/>
           <w:sz w:val="22"/>
         </w:rPr>
-        <w:t>(遼は、神崎の目を見る。)</w:t>
+        <w:t>(遼は神崎の目を見る。)</w:t>
       </w:r>
     </w:p>
     <w:p>
@@ -1117,7 +1117,7 @@
           <w:i w:val="0"/>
           <w:sz w:val="22"/>
         </w:rPr>
-        <w:t>……それは、公式のお知らせですか。</w:t>
+        <w:t>……それは公式のお知らせですか。</w:t>
       </w:r>
     </w:p>
     <w:p>
@@ -1140,7 +1140,7 @@
           <w:i w:val="0"/>
           <w:sz w:val="22"/>
         </w:rPr>
-        <w:t>半分は、公式です。半分は、そうではありません。(声を低くして)先生。官邸の中は、廊下の長さが決まっています。十五分の間に、言いたいことを、全部、言うことはできません。ですから、言うことを、三つに絞ることを、お勧めします。</w:t>
+        <w:t>半分は公式です。半分はそうではありません。(声を低くして)先生。官邸の中は廊下の長さが決まっています。十五分の間に言いたいことを全部言うことはできません。ですから、言うことを三つに絞ることをお勧めします。</w:t>
       </w:r>
     </w:p>
     <w:p>
@@ -1186,7 +1186,7 @@
           <w:i w:val="0"/>
           <w:sz w:val="22"/>
         </w:rPr>
-        <w:t>一つ目は、「聞いた」という事実が、後で必要になること。二つ目は、反対している人が、数字の話をしているのではない、ということ。三つ目は、……先生ご自身が、何を、お聞きになりたいか。</w:t>
+        <w:t>一つ目は「聞いた」という事実が後で必要になること。二つ目は、反対している人が数字の話をしているのではない、ということ。三つ目は……先生ご自身が、何をお聞きになりたいか。</w:t>
       </w:r>
     </w:p>
     <w:p>
@@ -1201,7 +1201,7 @@
           <w:color w:val="555555"/>
           <w:sz w:val="22"/>
         </w:rPr>
-        <w:t>(間。遼は、神崎の最後の言葉を、反芻する。)</w:t>
+        <w:t>(間。遼は神崎の最後の言葉を反芻する。)</w:t>
       </w:r>
     </w:p>
     <w:p>
@@ -1247,7 +1247,7 @@
           <w:i w:val="0"/>
           <w:sz w:val="22"/>
         </w:rPr>
-        <w:t>礼には及びません。「私の部署ではないところで、書類が動いている」と、昔、申し上げたことがありましたね。今回は、私の部署で、書類が動きます。ですから、せめて、道案内くらいは。</w:t>
+        <w:t>礼には及びません。「私の部署ではないところで、書類が動いている」と昔申し上げたことがありましたね。今回は私の部署で、書類が動きます。ですから、せめて道案内くらいは。</w:t>
       </w:r>
     </w:p>
     <w:p>
@@ -1262,7 +1262,7 @@
           <w:color w:val="555555"/>
           <w:sz w:val="22"/>
         </w:rPr>
-        <w:t>(神崎が、静かに一礼して去る。扉が閉まる。榊が、遼を見る。)</w:t>
+        <w:t>(神崎が静かに一礼して去る。扉が閉まる。榊が遼を見る。)</w:t>
       </w:r>
     </w:p>
     <w:p>
@@ -1285,7 +1285,7 @@
           <w:i w:val="0"/>
           <w:sz w:val="22"/>
         </w:rPr>
-        <w:t>……先生。神崎さんは、信用できる方です。ただし、「信用できる」と「味方」は、別です。</w:t>
+        <w:t>……先生。神崎さんは信用できる方です。ただし、「信用できる」と「味方」は別です。</w:t>
       </w:r>
     </w:p>
     <w:p>
@@ -1338,7 +1338,7 @@
           <w:color w:val="555555"/>
           <w:sz w:val="22"/>
         </w:rPr>
-        <w:t>(2023年8月19日(土)、午前11時。汐見市立病院、呼吸器内科の個室。窓際のベッドに、遠藤が、酸素のチューブをつけて座っている。枕元に、古い浮き(ガラス玉)が一つ。ベッドの脇に、和代が座り、剥いた梨を小さく切っている。遼が入ってくる。)</w:t>
+        <w:t>(2023年8月19日(土)、午前11時。汐見市立病院、呼吸器内科の個室。窓際のベッドに遠藤が酸素のチューブをつけて座っている。枕元に古い浮き(ガラス玉)が一つ。ベッドの脇に和代が座り、剥いた梨を小さく切っている。遼が入ってくる。)</w:t>
       </w:r>
     </w:p>
     <w:p>
@@ -1417,7 +1417,7 @@
           <w:i w:val="0"/>
           <w:sz w:val="22"/>
         </w:rPr>
-        <w:t>見りゃ分かんだべ。……息は、細え。んでも、頭は、動ぐ。</w:t>
+        <w:t>見りゃ分かんだべ。……息は細え。んでも頭は動ぐ。</w:t>
       </w:r>
     </w:p>
     <w:p>
@@ -1440,7 +1440,7 @@
           <w:i w:val="0"/>
           <w:sz w:val="22"/>
         </w:rPr>
-        <w:t>おじいさん、さっきまで、リハビリしてたんですよ。「歩く」って言って、廊下を十歩。</w:t>
+        <w:t>おじいさん、さっきまでリハビリしてたんですよ。「歩く」って言って、廊下を十歩。</w:t>
       </w:r>
     </w:p>
     <w:p>
@@ -1478,7 +1478,7 @@
           <w:color w:val="555555"/>
           <w:sz w:val="22"/>
         </w:rPr>
-        <w:t>(笑いが、小さく起きる。遼が椅子を引き、座る。)</w:t>
+        <w:t>(笑いが小さく起きる。遼が椅子を引き、座る。)</w:t>
       </w:r>
     </w:p>
     <w:p>
@@ -1501,7 +1501,7 @@
           <w:i w:val="0"/>
           <w:sz w:val="22"/>
         </w:rPr>
-        <w:t>月曜に、官邸に行きます。総理に会います。</w:t>
+        <w:t>月曜に官邸に行きます。総理に会います。</w:t>
       </w:r>
     </w:p>
     <w:p>
@@ -1524,7 +1524,7 @@
           <w:i w:val="0"/>
           <w:sz w:val="22"/>
         </w:rPr>
-        <w:t>聞いた。大城のところの娘が、昨日、来て、全部、喋っていった。</w:t>
+        <w:t>聞いた。大城のところの娘が昨日来て、全部喋っていった。</w:t>
       </w:r>
     </w:p>
     <w:p>
@@ -1547,7 +1547,7 @@
           <w:i w:val="0"/>
           <w:sz w:val="22"/>
         </w:rPr>
-        <w:t>本当は、エンドウさんに、一緒に来ていただきたかったんです。</w:t>
+        <w:t>本当はエンドウさんに一緒に来ていただきたかったんです。</w:t>
       </w:r>
     </w:p>
     <w:p>
@@ -1580,7 +1580,7 @@
           <w:i w:val="0"/>
           <w:sz w:val="22"/>
         </w:rPr>
-        <w:t>行がれねえ。あの廊下を、おれが歩いたら、「病人を引っ張ってきた」って言われっぺ。そしたら、話の中身が、おれの咳に、持ってかれる。</w:t>
+        <w:t>行がれねえ。あの廊下をおれが歩いたら、「病人を引っ張ってきた」って言われっぺ。そしたら話の中身が、おれの咳に持ってかれる。</w:t>
       </w:r>
     </w:p>
     <w:p>
@@ -1626,7 +1626,7 @@
           <w:i w:val="0"/>
           <w:sz w:val="22"/>
         </w:rPr>
-        <w:t>先生、おれの代わりに、持っていってもらいてえもんがある。(枕元の浮きを指す)それだ。</w:t>
+        <w:t>先生、おれの代わりに持っていってもらいてえもんがある。(枕元の浮きを指す)それだ。</w:t>
       </w:r>
     </w:p>
     <w:p>
@@ -1641,7 +1641,7 @@
           <w:color w:val="555555"/>
           <w:sz w:val="22"/>
         </w:rPr>
-        <w:t>(遼が、ガラス玉の浮きを両手で受け取る。ところどころ、傷がある。)</w:t>
+        <w:t>(遼がガラス玉の浮きを両手で受け取る。ところどころ、傷がある。)</w:t>
       </w:r>
     </w:p>
     <w:p>
@@ -1664,7 +1664,7 @@
           <w:i w:val="0"/>
           <w:sz w:val="22"/>
         </w:rPr>
-        <w:t>波戸の、おれの船の浮きだ。三月十一日の朝まで、網に付いてた。津波のあと、浜の泥の中から、出てきた。(酸素のチューブを少し直し)総理に、渡せとは言わねえ。置いてこいとも、言わねえ。ただ、先生のポケットに、入れとけ。</w:t>
+        <w:t>波戸のおれの船の浮きだ。三月十一日の朝まで、網に付いてた。津波のあと浜の泥の中から出てきた。(酸素のチューブを少し直し)総理に渡せとは言わねえ。置いてこいとも言わねえ。ただ、先生のポケットに入れとけ。</w:t>
       </w:r>
     </w:p>
     <w:p>
@@ -1687,7 +1687,7 @@
           <w:i w:val="0"/>
           <w:sz w:val="22"/>
         </w:rPr>
-        <w:t>ポケットに、ですか。</w:t>
+        <w:t>ポケットにですか。</w:t>
       </w:r>
     </w:p>
     <w:p>
@@ -1710,7 +1710,7 @@
           <w:i w:val="0"/>
           <w:sz w:val="22"/>
         </w:rPr>
-        <w:t>手え、突っ込んだときに、あたるべ。そのときに、思い出せ。……おれらが、何を、待ってんのか。</w:t>
+        <w:t>手え、突っ込んだときにあたるべ。そのときに思い出せ。……おれらが、何を待ってんのか。</w:t>
       </w:r>
     </w:p>
     <w:p>
@@ -1725,7 +1725,7 @@
           <w:color w:val="555555"/>
           <w:sz w:val="22"/>
         </w:rPr>
-        <w:t>(遼は、ガラス玉を掌に包む。冷たく、重い。)</w:t>
+        <w:t>(遼はガラス玉を掌に包む。冷たく、重い。)</w:t>
       </w:r>
     </w:p>
     <w:p>
@@ -1771,7 +1771,7 @@
           <w:i w:val="0"/>
           <w:sz w:val="22"/>
         </w:rPr>
-        <w:t>んで、もう一つ。(声を、少し、落として)先生。おれは、もう、長くねえ。</w:t>
+        <w:t>んでもう一つ。(声を少し落として)先生。おれはもう長くねえ。</w:t>
       </w:r>
     </w:p>
     <w:p>
@@ -1817,7 +1817,7 @@
           <w:i w:val="0"/>
           <w:sz w:val="22"/>
         </w:rPr>
-        <w:t>黙ってろ、和代さん。事実だ。(遼を見る)去年の十一月のとき、先生が、おれの手を握って、「必ず」って言ったべ。あの「必ず」は、もう、いい。</w:t>
+        <w:t>黙ってろ、和代さん。事実だ。(遼を見る)去年の十一月のとき、先生がおれの手を握って、「必ず」って言ったべ。あの「必ず」は、もういい。</w:t>
       </w:r>
     </w:p>
     <w:p>
@@ -1863,7 +1863,7 @@
           <w:i w:val="0"/>
           <w:sz w:val="22"/>
         </w:rPr>
-        <w:t>約束は、もう、取り立てねえ。それより、……先生が、言いたいことがあんだら、言え。官邸で。誰の許可も、いらねえ。その代わり、嘘は、つくな。</w:t>
+        <w:t>約束はもう取り立てねえ。それより、……先生が、言いたいことがあんだら、言え。官邸で。誰の許可もいらねえ。その代わり、嘘はつくな。</w:t>
       </w:r>
     </w:p>
     <w:p>
@@ -1886,7 +1886,7 @@
           <w:i w:val="0"/>
           <w:sz w:val="22"/>
         </w:rPr>
-        <w:t>嘘は、つきません。</w:t>
+        <w:t>嘘はつきません。</w:t>
       </w:r>
     </w:p>
     <w:p>
@@ -1924,7 +1924,7 @@
           <w:color w:val="555555"/>
           <w:sz w:val="22"/>
         </w:rPr>
-        <w:t>(和代が背中をさする。遼は、窓の外に目をやる。遠く、港のクレーンが、夏の光の中に立っている。)</w:t>
+        <w:t>(和代が背中をさする。遼は窓の外に目をやる。遠く、港のクレーンが夏の光の中に立っている。)</w:t>
       </w:r>
     </w:p>
     <w:p>
@@ -1947,7 +1947,7 @@
           <w:i w:val="0"/>
           <w:sz w:val="22"/>
         </w:rPr>
-        <w:t>官邸でも、待った順だ。長く待った者から口を開け。順番の守られねえとこで、話は終わりだ。</w:t>
+        <w:t>官邸でも待った順だ。長く待った者から口を開け。順番の守られねえとこで、話は終わりだ。</w:t>
       </w:r>
     </w:p>
     <w:p>
@@ -1970,7 +1970,7 @@
           <w:i w:val="0"/>
           <w:sz w:val="22"/>
         </w:rPr>
-        <w:t>……はい。大城さんと志賀組合長に、伝えます。</w:t>
+        <w:t>……はい。大城さんと志賀組合長に伝えます。</w:t>
       </w:r>
     </w:p>
     <w:p>
@@ -1993,7 +1993,7 @@
           <w:i w:val="0"/>
           <w:sz w:val="22"/>
         </w:rPr>
-        <w:t>頼む。(目を閉じる)……梨、くれ、和代さん。</w:t>
+        <w:t>頼む。(目を閉じる)……梨くれ、和代さん。</w:t>
       </w:r>
     </w:p>
     <w:p>
@@ -2031,7 +2031,7 @@
           <w:color w:val="555555"/>
           <w:sz w:val="22"/>
         </w:rPr>
-        <w:t>(遠藤は、一切れを、ゆっくり噛む。その顔に、少しだけ、いつもの、不敵な笑みが戻る。)</w:t>
+        <w:t>(遠藤は一切れをゆっくり噛む。その顔に少しだけ、いつもの不敵な笑みが戻る。)</w:t>
       </w:r>
     </w:p>
     <w:p>
@@ -2054,7 +2054,7 @@
           <w:i w:val="0"/>
           <w:sz w:val="22"/>
         </w:rPr>
-        <w:t>……うめえな。シオミの梨は、まだ、食えるべ。海の梨ではねえ、山の梨だけどよ。</w:t>
+        <w:t>……うめえな。シオミの梨はまだ食えるべ。海の梨ではねえ、山の梨だけどよ。</w:t>
       </w:r>
     </w:p>
     <w:p>
@@ -2069,7 +2069,7 @@
           <w:color w:val="555555"/>
           <w:sz w:val="22"/>
         </w:rPr>
-        <w:t>(遼は、ガラス玉を、背広の内ポケットに、そっと、入れる。重さが、胸の左に、確かにある。)</w:t>
+        <w:t>(遼はガラス玉を背広の内ポケットにそっと入れる。重さが胸の左に確かにある。)</w:t>
       </w:r>
     </w:p>
     <w:p>
@@ -2099,7 +2099,7 @@
           <w:color w:val="555555"/>
           <w:sz w:val="22"/>
         </w:rPr>
-        <w:t>(2023年8月21日(月)、午前10時10分。総理大臣官邸の南側通用口。真夏の空は、白く、重い。通用口の前の歩道に、シオミから来た一行が立っている。遼、大城、志賀組合長、和代。後ろに、茜と翔太。少し離れて、榊。大城は紺のワンピース、志賀は、慣れない背広に、ネクタイが少し曲がっている。翔太は、整備工の作業着ではなく、借りたスーツ。)</w:t>
+        <w:t>(2023年8月21日(月)、午前10時10分。総理大臣官邸の南側通用口。真夏の空は白く、重い。通用口の前の歩道にシオミから来た一行が立っている。遼、大城、志賀組合長、和代。後ろに茜と翔太。少し離れて、榊。大城は紺のワンピース、志賀は慣れない背広に、ネクタイが少し曲がっている。翔太は整備工の作業着ではなく、借りたスーツ。)</w:t>
       </w:r>
     </w:p>
     <w:p>
@@ -2201,7 +2201,7 @@
           <w:i w:val="0"/>
           <w:sz w:val="22"/>
         </w:rPr>
-        <w:t>んだか。(息を整え)おら、四十年、漁やってきたけんども、官邸の入り口で、足、震えたのは、初めてだ。</w:t>
+        <w:t>んだか。(息を整え)おら四十年漁やってきたけんども、官邸の入り口で足震えたのは初めてだ。</w:t>
       </w:r>
     </w:p>
     <w:p>
@@ -2224,7 +2224,7 @@
           <w:i w:val="0"/>
           <w:sz w:val="22"/>
         </w:rPr>
-        <w:t>組合長さん、おらも、です。(翔太に)翔太、背筋、のばしな。</w:t>
+        <w:t>組合長さん、おらもです。(翔太に)翔太、背筋のばしな。</w:t>
       </w:r>
     </w:p>
     <w:p>
@@ -2247,7 +2247,7 @@
           <w:i w:val="0"/>
           <w:sz w:val="22"/>
         </w:rPr>
-        <w:t>母ちゃん、分かってる。……でも、おれ、入っていいのかな。関係者は、組合の人と、原告団の代表だけ、でしょ。</w:t>
+        <w:t>母ちゃん、分かってる。……でもおれ、入っていいのかな。関係者は組合の人と原告団の代表だけでしょ。</w:t>
       </w:r>
     </w:p>
     <w:p>
@@ -2270,7 +2270,7 @@
           <w:i w:val="0"/>
           <w:sz w:val="22"/>
         </w:rPr>
-        <w:t>翔太くんは、「原告の家族の代表」ですから、同行者として、登録してあります。今日は、後ろに立っているだけで、いいんです。</w:t>
+        <w:t>翔太くんは「原告の家族の代表」ですから、同行者として登録してあります。今日は後ろに立っているだけでいいんです。</w:t>
       </w:r>
     </w:p>
     <w:p>
@@ -2316,7 +2316,7 @@
           <w:i w:val="0"/>
           <w:sz w:val="22"/>
         </w:rPr>
-        <w:t>見ている人が、後ろにいる。それだけで、前の人の言葉の重さが、変わります。</w:t>
+        <w:t>見ている人が後ろにいる。それだけで前の人の言葉の重さが変わります。</w:t>
       </w:r>
     </w:p>
     <w:p>
@@ -2331,7 +2331,7 @@
           <w:color w:val="555555"/>
           <w:sz w:val="22"/>
         </w:rPr>
-        <w:t>(通用口の扉が開き、神崎が、現れる。背広の襟に、官邸の入館章。)</w:t>
+        <w:t>(通用口の扉が開き、神崎が現れる。背広の襟に官邸の入館章。)</w:t>
       </w:r>
     </w:p>
     <w:p>
@@ -2354,7 +2354,7 @@
           <w:i w:val="0"/>
           <w:sz w:val="22"/>
         </w:rPr>
-        <w:t>おはようございます。真壁先生、お待ちしておりました。みなさま、遠路、ご足労いただきまして。入館証をお受け取りください。お一人ずつ、お名前を。</w:t>
+        <w:t>おはようございます。真壁先生、お待ちしておりました。みなさま、遠路ご足労いただきまして。入館証をお受け取りください。お一人ずつお名前を。</w:t>
       </w:r>
     </w:p>
     <w:p>
@@ -2369,7 +2369,7 @@
           <w:color w:val="555555"/>
           <w:sz w:val="22"/>
         </w:rPr>
-        <w:t>(受付で、一行が、順に入館証を受け取る。手荷物が、金属探知の機械に通される。大城のバッグから、小さな折りたたみのメガホンが出てくる。)</w:t>
+        <w:t>(受付で一行が順に入館証を受け取る。手荷物が金属探知の機械に通される。大城のバッグから小さな折りたたみのメガホンが出てくる。)</w:t>
       </w:r>
     </w:p>
     <w:p>
@@ -2384,7 +2384,7 @@
           <w:color w:val="555555"/>
           <w:sz w:val="22"/>
         </w:rPr>
-        <w:t>(長い廊下。赤い絨毯。壁に、歴代の首相の肖像と、風景画。冷房が効いていて、外気との落差に、志賀が、一瞬、立ち止まる。)</w:t>
+        <w:t>(長い廊下。赤い絨毯。壁に歴代の首相の肖像と風景画。冷房が効いていて、外気との落差に志賀が一瞬立ち止まる。)</w:t>
       </w:r>
     </w:p>
     <w:p>
@@ -2430,7 +2430,7 @@
           <w:i w:val="0"/>
           <w:sz w:val="22"/>
         </w:rPr>
-        <w:t>夏でも、冷房が強いのです。みなさまのために、というより、……この建物の、習慣のようなものでして。</w:t>
+        <w:t>夏でも冷房が強いのです。みなさまのためにというより、……この建物の習慣のようなものでして。</w:t>
       </w:r>
     </w:p>
     <w:p>
@@ -2445,7 +2445,7 @@
           <w:color w:val="555555"/>
           <w:sz w:val="22"/>
         </w:rPr>
-        <w:t>(廊下の角を曲がる。窓の向こうに、中庭の緑が見える。神崎が、足を緩める。)</w:t>
+        <w:t>(廊下の角を曲がる。窓の向こうに中庭の緑が見える。神崎が足を緩める。)</w:t>
       </w:r>
     </w:p>
     <w:p>
@@ -2468,7 +2468,7 @@
           <w:i w:val="0"/>
           <w:sz w:val="22"/>
         </w:rPr>
-        <w:t>真壁先生。少し、昔話を、しても構いませんか。</w:t>
+        <w:t>真壁先生。少し昔話をしても構いませんか。</w:t>
       </w:r>
     </w:p>
     <w:p>
@@ -2514,7 +2514,7 @@
           <w:i w:val="0"/>
           <w:sz w:val="22"/>
         </w:rPr>
-        <w:t>幕末の、薩摩の西郷隆盛が、残した言葉を集めた『南洲翁遺訓』に、一節があります。(窓の外を見ながら)「命もいらず、名もいらず、官位も金もいらぬ人は、始末に困るもの也。此の始末に困る人ならでは、艱難を共にして国家の大業は成し得られぬなり」。</w:t>
+        <w:t>幕末の薩摩の西郷隆盛が残した言葉を集めた『南洲翁遺訓』に一節があります。(窓の外を見ながら)「命もいらず、名もいらず、官位も金もいらぬ人は、始末に困るもの也。此の始末に困る人ならでは、艱難を共にして国家の大業は成し得られぬなり」。</w:t>
       </w:r>
     </w:p>
     <w:p>
@@ -2529,7 +2529,7 @@
           <w:color w:val="555555"/>
           <w:sz w:val="22"/>
         </w:rPr>
-        <w:t>(大城が、思わず、足を止める。)</w:t>
+        <w:t>(大城が思わず足を止める。)</w:t>
       </w:r>
     </w:p>
     <w:p>
@@ -2552,7 +2552,7 @@
           <w:i w:val="0"/>
           <w:sz w:val="22"/>
         </w:rPr>
-        <w:t>……始末に、困る人。</w:t>
+        <w:t>……始末に困る人。</w:t>
       </w:r>
     </w:p>
     <w:p>
@@ -2575,7 +2575,7 @@
           <w:i w:val="0"/>
           <w:sz w:val="22"/>
         </w:rPr>
-        <w:t>官邸の中で、「始末に困る」という言葉は、実は、よく聞くのです。こういう面会を、官僚は、そう呼ぶことがある。(少し笑って)ただ、西郷の言葉は、続きがあります。そういう「始末に困る人」こそが、国家の大事を、共に成し遂げられる、と。</w:t>
+        <w:t>官邸の中で、「始末に困る」という言葉は実はよく聞くのです。こういう面会を官僚はそう呼ぶことがある。(少し笑って)ただ、西郷の言葉は続きがあります。そういう「始末に困る人」こそが国家の大事を共に成し遂げられる、と。</w:t>
       </w:r>
     </w:p>
     <w:p>
@@ -2598,7 +2598,7 @@
           <w:i w:val="0"/>
           <w:sz w:val="22"/>
         </w:rPr>
-        <w:t>……へえ。褒められてんの、私たち。</w:t>
+        <w:t>……へえ。褒められてんの私たち。</w:t>
       </w:r>
     </w:p>
     <w:p>
@@ -2621,7 +2621,7 @@
           <w:i w:val="0"/>
           <w:sz w:val="22"/>
         </w:rPr>
-        <w:t>褒めて、おります。……ただ、私が申し上げたいのは、褒め言葉としてではなく、「注意」としてです。</w:t>
+        <w:t>褒めております。……ただ、私が申し上げたいのは褒め言葉としてではなく、「注意」としてです。</w:t>
       </w:r>
     </w:p>
     <w:p>
@@ -2667,7 +2667,7 @@
           <w:i w:val="0"/>
           <w:sz w:val="22"/>
         </w:rPr>
-        <w:t>命も名も金も、いらぬ、と言い切れる人は、強い。しかし、官邸は、そういう人を、一番、相手にしにくい場所です。取引が、できませんから。(志賀を見る)組合長さん。今日は、総理に、取引を、持ちかけられるかもしれません。「基金の増額」「風評対策の予算」。</w:t>
+        <w:t>命も名も金もいらぬ、と言い切れる人は強い。しかし、官邸はそういう人を一番相手にしにくい場所です。取引ができませんから。(志賀を見る)組合長さん。今日は総理に取引を持ちかけられるかもしれません。「基金の増額」「風評対策の予算」。</w:t>
       </w:r>
     </w:p>
     <w:p>
@@ -2713,7 +2713,7 @@
           <w:i w:val="0"/>
           <w:sz w:val="22"/>
         </w:rPr>
-        <w:t>はい。ありがたい話に、聞こえます。ですが、それを受け取った時点で、「理解」したことに、されかねません。</w:t>
+        <w:t>はい。ありがたい話に聞こえます。ですがそれを受け取った時点で、「理解」したことにされかねません。</w:t>
       </w:r>
     </w:p>
     <w:p>
@@ -2728,7 +2728,7 @@
           <w:color w:val="555555"/>
           <w:sz w:val="22"/>
         </w:rPr>
-        <w:t>(志賀は、黙って、ネクタイを、もう一度、触る。和代が、小さく頷く。)</w:t>
+        <w:t>(志賀は黙って、ネクタイをもう一度触る。和代が小さく頷く。)</w:t>
       </w:r>
     </w:p>
     <w:p>
@@ -2751,7 +2751,7 @@
           <w:i w:val="0"/>
           <w:sz w:val="22"/>
         </w:rPr>
-        <w:t>……分かった。神崎さん、教えてくれて、ありがと。</w:t>
+        <w:t>……分かった。神崎さん、教えてくれてありがと。</w:t>
       </w:r>
     </w:p>
     <w:p>
@@ -2774,7 +2774,7 @@
           <w:i w:val="0"/>
           <w:sz w:val="22"/>
         </w:rPr>
-        <w:t>礼は、結構です。(足を、再び、進める)さあ、こちらです。十時四十分の、少し前です。</w:t>
+        <w:t>礼は結構です。(足を再び進める)さあ、こちらです。十時四十分の少し前です。</w:t>
       </w:r>
     </w:p>
     <w:p>
@@ -2789,7 +2789,7 @@
           <w:color w:val="555555"/>
           <w:sz w:val="22"/>
         </w:rPr>
-        <w:t>(長い廊下の先に、白い扉。両脇に、黒い背広の男が二人。神崎が、扉の前で、立ち止まる。振り返る。)</w:t>
+        <w:t>(長い廊下の先に白い扉。両脇に黒い背広の男が二人。神崎が扉の前で立ち止まる。振り返る。)</w:t>
       </w:r>
     </w:p>
     <w:p>
@@ -2812,7 +2812,7 @@
           <w:i w:val="0"/>
           <w:sz w:val="22"/>
         </w:rPr>
-        <w:t>三つ、思い出してください。「聞いた」という事実、「数字の話ではない」ということ、それから、……真壁先生ご自身の、ご質問。</w:t>
+        <w:t>三つ、思い出してください。「聞いた」という事実、「数字の話ではない」ということ、それから……真壁先生ご自身のご質問。</w:t>
       </w:r>
     </w:p>
     <w:p>
@@ -2858,7 +2858,7 @@
           <w:i w:val="0"/>
           <w:sz w:val="22"/>
         </w:rPr>
-        <w:t>では、どうぞ。</w:t>
+        <w:t>ではどうぞ。</w:t>
       </w:r>
     </w:p>
     <w:p>
@@ -2873,7 +2873,7 @@
           <w:color w:val="555555"/>
           <w:sz w:val="22"/>
         </w:rPr>
-        <w:t>(扉が、静かに、開く。)</w:t>
+        <w:t>(扉が静かに開く。)</w:t>
       </w:r>
     </w:p>
     <w:p>
@@ -2903,7 +2903,7 @@
           <w:color w:val="555555"/>
           <w:sz w:val="22"/>
         </w:rPr>
-        <w:t>(総理の応接室。窓は大きく、薄いレースのカーテン越しに、白い光。長い低いテーブルの向こうに、総理が立っている。隣に官房長官。壁際に、秘書官が二人、ノートを開いて座っている。壁の時計は、十時四十二分。神崎は、入り口のそばに、控える。)</w:t>
+        <w:t>(総理の応接室。窓は大きく、薄いレースのカーテン越しに白い光。長い低いテーブルの向こうに総理が立っている。隣に官房長官。壁際に秘書官が二人、ノートを開いて座っている。壁の時計は十時四十二分。神崎は入り口のそばに控える。)</w:t>
       </w:r>
     </w:p>
     <w:p>
@@ -2927,16 +2927,16 @@
           <w:color w:val="555555"/>
           <w:sz w:val="22"/>
         </w:rPr>
-        <w:t>(一歩、前に出て、手を差し出す)</w:t>
-      </w:r>
-      <w:r>
-        <w:rPr>
-          <w:rFonts w:ascii="Times New Roman" w:hAnsi="Times New Roman" w:eastAsia="Malgun Gothic"/>
-          <w:b w:val="0"/>
-          <w:i w:val="0"/>
-          <w:sz w:val="22"/>
-        </w:rPr>
-        <w:t>遠いところを、ありがとうございます。どうぞ、おかけください。</w:t>
+        <w:t>(一歩前に出て、手を差し出す)</w:t>
+      </w:r>
+      <w:r>
+        <w:rPr>
+          <w:rFonts w:ascii="Times New Roman" w:hAnsi="Times New Roman" w:eastAsia="Malgun Gothic"/>
+          <w:b w:val="0"/>
+          <w:i w:val="0"/>
+          <w:sz w:val="22"/>
+        </w:rPr>
+        <w:t>遠いところをありがとうございます。どうぞ、おかけください。</w:t>
       </w:r>
     </w:p>
     <w:p>
@@ -2951,7 +2951,7 @@
           <w:color w:val="555555"/>
           <w:sz w:val="22"/>
         </w:rPr>
-        <w:t>(志賀が、一瞬、手を出すのをためらう。それから、握る。大城は、握手を、しない。ただ、頭を下げる。)</w:t>
+        <w:t>(志賀が一瞬手を出すのをためらう。それから握る。大城は握手をしない。ただ、頭を下げる。)</w:t>
       </w:r>
     </w:p>
     <w:p>
@@ -2974,7 +2974,7 @@
           <w:i w:val="0"/>
           <w:sz w:val="22"/>
         </w:rPr>
-        <w:t>時間が限られておりますので、早速。ご発言は、お一人、おおむね三分以内で、お願いいたします。</w:t>
+        <w:t>時間が限られておりますので、早速。ご発言はお一人おおむね三分以内で、お願いいたします。</w:t>
       </w:r>
     </w:p>
     <w:p>
@@ -2989,7 +2989,7 @@
           <w:color w:val="555555"/>
           <w:sz w:val="22"/>
         </w:rPr>
-        <w:t>(一行が、ソファに座る。遼は、いちばん端。ポケットの中のガラス玉が、座った拍子に、腿に、小さく当たる。)</w:t>
+        <w:t>(一行がソファに座る。遼はいちばん端。ポケットの中のガラス玉が、座った拍子に腿に小さく当たる。)</w:t>
       </w:r>
     </w:p>
     <w:p>
@@ -3012,7 +3012,7 @@
           <w:i w:val="0"/>
           <w:sz w:val="22"/>
         </w:rPr>
-        <w:t>総理。本日は、お時間をいただき、ありがとうございます。この面会は、……私が、地元の選出議員として、同行させていただきました。発言は、ご本人たちから、お聞きください。順番は、いちばん長く待った方から、お願いします。</w:t>
+        <w:t>総理。本日はお時間をいただき、ありがとうございます。この面会は……私が地元の選出議員として同行させていただきました。発言はご本人たちからお聞きください。順番はいちばん長く待った方からお願いします。</w:t>
       </w:r>
     </w:p>
     <w:p>
@@ -3050,7 +3050,7 @@
           <w:color w:val="555555"/>
           <w:sz w:val="22"/>
         </w:rPr>
-        <w:t>(遼が、志賀に、目配せする。志賀が、ゆっくり、立ち上がろうとして、総理が、手で制する。)</w:t>
+        <w:t>(遼が志賀に目配せする。志賀がゆっくり立ち上がろうとして、総理が手で制する。)</w:t>
       </w:r>
     </w:p>
     <w:p>
@@ -3096,7 +3096,7 @@
           <w:i w:val="0"/>
           <w:sz w:val="22"/>
         </w:rPr>
-        <w:t>……では、座ったまま、失礼します。(咳払い。メモを取り出しかけて、やめる)総理。おら、……私は、波戸漁業協同組合の、志賀です。漁師は、四十二年です。</w:t>
+        <w:t>……では座ったまま、失礼します。(咳払い。メモを取り出しかけて、やめる)総理。おら、……私は波戸漁業協同組合の志賀です。漁師は四十二年です。</w:t>
       </w:r>
     </w:p>
     <w:p>
@@ -3142,7 +3142,7 @@
           <w:i w:val="0"/>
           <w:sz w:val="22"/>
         </w:rPr>
-        <w:t>二〇一五年に、漁連が、国と電力と、交わした約束があります。「関係者の理解なしには、いかなる処分も、行わない」。私どもは、この八年間、一度も、「理解した」と、言っておりません。</w:t>
+        <w:t>二〇一五年に漁連が国と電力と交わした約束があります。「関係者の理解なしには、いかなる処分も行わない」。私どもはこの八年間、一度も「理解した」と言っておりません。</w:t>
       </w:r>
     </w:p>
     <w:p>
@@ -3188,7 +3188,7 @@
           <w:i w:val="0"/>
           <w:sz w:val="22"/>
         </w:rPr>
-        <w:t>反対の旗を、掲げに来たのでは、ありません。ただ、約束の、確認に、来ました。理解は、まだ、していない。そのことを、総理の口から、認めて、いただきたい。</w:t>
+        <w:t>反対の旗を掲げに来たのではありません。ただ、約束の確認に来ました。理解はまだしていない。そのことを総理の口から認めていただきたい。</w:t>
       </w:r>
     </w:p>
     <w:p>
@@ -3221,7 +3221,7 @@
           <w:i w:val="0"/>
           <w:sz w:val="22"/>
         </w:rPr>
-        <w:t>志賀さん。漁業者の皆さまが、ご懸念をお持ちであることは、重く受け止めております。</w:t>
+        <w:t>志賀さん。漁業者の皆さまが、ご懸念をお持ちであることは重く受け止めております。</w:t>
       </w:r>
     </w:p>
     <w:p>
@@ -3267,7 +3267,7 @@
           <w:i w:val="0"/>
           <w:sz w:val="22"/>
         </w:rPr>
-        <w:t>……「十分なご理解を、いただけていない」状況にあることは、認識しております。</w:t>
+        <w:t>……「十分なご理解をいただけていない」状況にあることは認識しております。</w:t>
       </w:r>
     </w:p>
     <w:p>
@@ -3282,7 +3282,7 @@
           <w:color w:val="555555"/>
           <w:sz w:val="22"/>
         </w:rPr>
-        <w:t>(秘書官の一人が、ペンを止める。官房長官が、総理を、一瞬、見る。)</w:t>
+        <w:t>(秘書官の一人がペンを止める。官房長官が総理を一瞬見る。)</w:t>
       </w:r>
     </w:p>
     <w:p>
@@ -3343,7 +3343,7 @@
           <w:color w:val="555555"/>
           <w:sz w:val="22"/>
         </w:rPr>
-        <w:t>(大城が、身を乗り出す。)</w:t>
+        <w:t>(大城が身を乗り出す。)</w:t>
       </w:r>
     </w:p>
     <w:p>
@@ -3366,7 +3366,7 @@
           <w:i w:val="0"/>
           <w:sz w:val="22"/>
         </w:rPr>
-        <w:t>総理、大城です。波戸の、生まれです。いま、「十分な理解は、いただけていない」と、言われました。それなら、理解を、いただけるまで、待つ、というのが、約束の、筋です。</w:t>
+        <w:t>総理、大城です。波戸の生まれです。いま「十分な理解はいただけていない」と言われました。それなら、理解をいただけるまで待つというのが約束の筋です。</w:t>
       </w:r>
     </w:p>
     <w:p>
@@ -3389,7 +3389,7 @@
           <w:i w:val="0"/>
           <w:sz w:val="22"/>
         </w:rPr>
-        <w:t>検討した、と、言うのは、誰でも、できます。(声を、抑えて)私は、数字の話を、しに来たんじゃ、ありません。基準値の、四十分の一だって、分かってます。IAEAが、国際的な安全基準に、合致してるって、言ったことも。……でも、水産物の、値段は、数字じゃ、決まりません。「あの海の魚」って、言われた瞬間、終わるんです。</w:t>
+        <w:t>検討したと言うのは誰でもできます。(声を抑えて)私は数字の話をしに来たんじゃありません。基準値の四十分の一だって、分かってます。IAEAが、国際的な安全基準に合致してるって言ったことも。……でも水産物の値段は数字じゃ決まりません。「あの海の魚」って言われた瞬間、終わるんです。</w:t>
       </w:r>
     </w:p>
     <w:p>
@@ -3412,7 +3412,7 @@
           <w:i w:val="0"/>
           <w:sz w:val="22"/>
         </w:rPr>
-        <w:t>ご心配は、よく分かります。そのために、国は、風評対策として、基金を、積んでおります。販路の拡大、買い取り、冷凍保管。必要であれば、さらに、手当ていたします。</w:t>
+        <w:t>ご心配はよく分かります。そのために国は風評対策として、基金を積んでおります。販路の拡大、買い取り、冷凍保管。必要であれば、さらに手当ていたします。</w:t>
       </w:r>
     </w:p>
     <w:p>
@@ -3427,7 +3427,7 @@
           <w:color w:val="555555"/>
           <w:sz w:val="22"/>
         </w:rPr>
-        <w:t>(神崎が、入り口で、わずかに、目を伏せる。「取引」が、来た、という顔。志賀は、膝の上で、拳を、握る。)</w:t>
+        <w:t>(神崎が入り口でわずかに目を伏せる。「取引」が来たという顔。志賀は膝の上で拳を握る。)</w:t>
       </w:r>
     </w:p>
     <w:p>
@@ -3450,7 +3450,7 @@
           <w:i w:val="0"/>
           <w:sz w:val="22"/>
         </w:rPr>
-        <w:t>……基金、ありがたい、とは、思います。でも、総理。基金は、魚が売れなくなったあとの、手当てです。私は、売れなくなる前に、……売る前の、約束を、守ってほしかった。</w:t>
+        <w:t>……基金はありがたいとは思います。でも総理。基金は魚が売れなくなったあとの手当てです。私は売れなくなる前に……売る前の約束を守ってほしかった。</w:t>
       </w:r>
     </w:p>
     <w:p>
@@ -3496,7 +3496,7 @@
           <w:i w:val="0"/>
           <w:sz w:val="22"/>
         </w:rPr>
-        <w:t>一つだけ、聞かせてください。私らの海に、流した水が、もし、本当に、問題を、起こしたら。そのとき、責任は、誰が、取るんですか。</w:t>
+        <w:t>一つだけ聞かせてください。私らの海に流した水が、もし本当に問題を起こしたら。そのとき責任は誰が取るんですか。</w:t>
       </w:r>
     </w:p>
     <w:p>
@@ -3511,7 +3511,7 @@
           <w:color w:val="555555"/>
           <w:sz w:val="22"/>
         </w:rPr>
-        <w:t>(短い沈黙。壁の時計の秒針が、はっきり聞こえる。)</w:t>
+        <w:t>(短い沈黙。壁の時計の秒針がはっきり聞こえる。)</w:t>
       </w:r>
     </w:p>
     <w:p>
@@ -3534,7 +3534,7 @@
           <w:i w:val="0"/>
           <w:sz w:val="22"/>
         </w:rPr>
-        <w:t>……将来にわたって、責任を持って、対応いたします。</w:t>
+        <w:t>……将来にわたって、責任を持って対応いたします。</w:t>
       </w:r>
     </w:p>
     <w:p>
@@ -3557,7 +3557,7 @@
           <w:i w:val="0"/>
           <w:sz w:val="22"/>
         </w:rPr>
-        <w:t>「責任を持って」……。誰が、何を、どこまで。</w:t>
+        <w:t>「責任を持って」……。誰が何をどこまで。</w:t>
       </w:r>
     </w:p>
     <w:p>
@@ -3603,7 +3603,7 @@
           <w:i w:val="0"/>
           <w:sz w:val="22"/>
         </w:rPr>
-        <w:t>「全力」は、責任とは、違います。(静かに)私らの、一人の、仲間が、三月十一日の、翌日から、七年、遺体が、見つからなかった。「全力で」と、言われた。見つかったのは、七年後の、ほんの、わずかな、遺品です。「全力」は、結果の、保証では、ありません。</w:t>
+        <w:t>「全力」は責任とは違います。(静かに)私らの一人の仲間が三月十一日の翌日から、七年、遺体が見つからなかった。「全力で」と言われた。見つかったのは七年後のほんのわずかな遺品です。「全力」は結果の保証ではありません。</w:t>
       </w:r>
     </w:p>
     <w:p>
@@ -3618,7 +3618,7 @@
           <w:color w:val="555555"/>
           <w:sz w:val="22"/>
         </w:rPr>
-        <w:t>(総理は、視線を、逸らさない。秘書官が、そっと、時計を、見る。十時五十分。)</w:t>
+        <w:t>(総理は視線を逸らさない。秘書官がそっと時計を見る。十時五十分。)</w:t>
       </w:r>
     </w:p>
     <w:p>
@@ -3641,7 +3641,7 @@
           <w:i w:val="0"/>
           <w:sz w:val="22"/>
         </w:rPr>
-        <w:t>残り、五分で、ございます。</w:t>
+        <w:t>残り五分でございます。</w:t>
       </w:r>
     </w:p>
     <w:p>
@@ -3656,7 +3656,7 @@
           <w:color w:val="555555"/>
           <w:sz w:val="22"/>
         </w:rPr>
-        <w:t>(和代が、手を挙げる。声は、小さいが、はっきりしている。)</w:t>
+        <w:t>(和代が手を挙げる。声は小さいが、はっきりしている。)</w:t>
       </w:r>
     </w:p>
     <w:p>
@@ -3679,7 +3679,7 @@
           <w:i w:val="0"/>
           <w:sz w:val="22"/>
         </w:rPr>
-        <w:t>総理。波戸の、原告団の、和代と、申します。夫は、……廃炉の、下請けの、現場で、死にました。息子が、そこに、います。(翔太を見る。翔太は、直立する)</w:t>
+        <w:t>総理。波戸の原告団の和代と申します。夫は……廃炉の下請けの現場で死にました。息子がそこにいます。(翔太を見る。翔太は直立する)</w:t>
       </w:r>
     </w:p>
     <w:p>
@@ -3725,7 +3725,7 @@
           <w:i w:val="0"/>
           <w:sz w:val="22"/>
         </w:rPr>
-        <w:t>私らは、国を、相手に、裁判をしています。昨年、最高裁で、「国に責任は、ない」と、言われました。その、判決を、私は、受け入れました。……いえ、受け入れた、わけでは、ありません。「従った」んです。</w:t>
+        <w:t>私らは国を相手に裁判をしています。昨年最高裁で「国に責任はない」と言われました。その判決を私は受け入れました。……いえ、受け入れたわけではありません。「従った」んです。</w:t>
       </w:r>
     </w:p>
     <w:p>
@@ -3771,7 +3771,7 @@
           <w:i w:val="0"/>
           <w:sz w:val="22"/>
         </w:rPr>
-        <w:t>従った人間が、また、今度は、「理解してください」と、言われる。……順番が、逆じゃ、ねえでしょうか。理解して、もらうのが、先、従うのが、あと、でねえと。</w:t>
+        <w:t>従った人間がまた今度は「理解してください」と言われる。……順番が逆じゃねえでしょうか。理解してもらうのが先、従うのがあとでねえと。</w:t>
       </w:r>
     </w:p>
     <w:p>
@@ -3786,7 +3786,7 @@
           <w:color w:val="555555"/>
           <w:sz w:val="22"/>
         </w:rPr>
-        <w:t>(誰も、何も、言わない。空調の、低い音。総理が、ゆっくり、両手を、膝の上に、重ねる。)</w:t>
+        <w:t>(誰も何も言わない。空調の低い音。総理がゆっくり両手を膝の上に重ねる。)</w:t>
       </w:r>
     </w:p>
     <w:p>
@@ -3809,7 +3809,7 @@
           <w:i w:val="0"/>
           <w:sz w:val="22"/>
         </w:rPr>
-        <w:t>……和代さん。ご主人のことは、存じております。ご遺族の、お気持ちを、軽んじるつもりは、ありません。(間)ただ、私は、この国の、総理として、決めなければならないことを、決めなければなりません。決める、ということは、すべての方の、ご納得を、得られない、ということを、意味します。</w:t>
+        <w:t>……和代さん。ご主人のことは存じております。ご遺族のお気持ちを軽んじるつもりはありません。(間)ただ、私はこの国の総理として、決めなければならないことを決めなければなりません。決めるということは、すべての方のご納得を得られないということを意味します。</w:t>
       </w:r>
     </w:p>
     <w:p>
@@ -3832,7 +3832,7 @@
           <w:i w:val="0"/>
           <w:sz w:val="22"/>
         </w:rPr>
-        <w:t>……納得は、いらねえ、とは、言ってねえです。納得できるように、してほしいだけです。</w:t>
+        <w:t>……納得はいらねえ、とは言ってねえです。納得できるようにしてほしいだけです。</w:t>
       </w:r>
     </w:p>
     <w:p>
@@ -3855,7 +3855,7 @@
           <w:i w:val="0"/>
           <w:sz w:val="22"/>
         </w:rPr>
-        <w:t>努力を、続けます。</w:t>
+        <w:t>努力を続けます。</w:t>
       </w:r>
     </w:p>
     <w:p>
@@ -3878,7 +3878,7 @@
           <w:i w:val="0"/>
           <w:sz w:val="22"/>
         </w:rPr>
-        <w:t>「続けます」、ですか。</w:t>
+        <w:t>「続けます」ですか。</w:t>
       </w:r>
     </w:p>
     <w:p>
@@ -3916,7 +3916,7 @@
           <w:color w:val="555555"/>
           <w:sz w:val="22"/>
         </w:rPr>
-        <w:t>(間。遼が、口を、開こうとして、神崎と、目が合う。神崎が、ほんの少しだけ、首を振る。「まだです」。)</w:t>
+        <w:t>(間。遼が口を開こうとして、神崎と目が合う。神崎がほんの少しだけ首を振る。「まだです」。)</w:t>
       </w:r>
     </w:p>
     <w:p>
@@ -3939,7 +3939,7 @@
           <w:i w:val="0"/>
           <w:sz w:val="22"/>
         </w:rPr>
-        <w:t>恐れ入りますが、そろそろ、お時間です。</w:t>
+        <w:t>恐れ入りますが、そろそろお時間です。</w:t>
       </w:r>
     </w:p>
     <w:p>
@@ -3954,7 +3954,7 @@
           <w:color w:val="555555"/>
           <w:sz w:val="22"/>
         </w:rPr>
-        <w:t>(総理が、立ち上がる。)</w:t>
+        <w:t>(総理が立ち上がる。)</w:t>
       </w:r>
     </w:p>
     <w:p>
@@ -3977,7 +3977,7 @@
           <w:i w:val="0"/>
           <w:sz w:val="22"/>
         </w:rPr>
-        <w:t>本日は、貴重なお話を、ありがとうございました。ご意見は、確かに、承りました。方針は、変えられませんが、皆さまの、お声を、無駄にはいたしません。</w:t>
+        <w:t>本日は貴重なお話をありがとうございました。ご意見は確かに承りました。方針は変えられませんが、皆さまのお声を無駄にはいたしません。</w:t>
       </w:r>
     </w:p>
     <w:p>
@@ -3992,7 +3992,7 @@
           <w:color w:val="555555"/>
           <w:sz w:val="22"/>
         </w:rPr>
-        <w:t>(その言葉に、大城が、小さく、息を吐く。「承った」。茜が、言っていた通り。)</w:t>
+        <w:t>(その言葉に大城が小さく息を吐く。「承った」。茜が言っていた通り。)</w:t>
       </w:r>
     </w:p>
     <w:p>
@@ -4015,7 +4015,7 @@
           <w:i w:val="0"/>
           <w:sz w:val="22"/>
         </w:rPr>
-        <w:t>真壁議員。(遼に、軽く、頷く)亡くなられた、真壁功先生には、私も、ずいぶん、お世話になりました。</w:t>
+        <w:t>真壁議員。(遼に軽く頷く)亡くなられた真壁功先生には、私もずいぶんお世話になりました。</w:t>
       </w:r>
     </w:p>
     <w:p>
@@ -4061,7 +4061,7 @@
           <w:i w:val="0"/>
           <w:sz w:val="22"/>
         </w:rPr>
-        <w:t>お父様は、「国を、動かすのは、数ではなく、聞く耳だ」と、よく、おっしゃっていました。</w:t>
+        <w:t>お父様は「国を動かすのは数ではなく、聞く耳だ」とよくおっしゃっていました。</w:t>
       </w:r>
     </w:p>
     <w:p>
@@ -4094,7 +4094,7 @@
           <w:i w:val="0"/>
           <w:sz w:val="22"/>
         </w:rPr>
-        <w:t>……父が、そう、申しておりましたか。</w:t>
+        <w:t>……父がそう申しておりましたか。</w:t>
       </w:r>
     </w:p>
     <w:p>
@@ -4117,7 +4117,7 @@
           <w:i w:val="0"/>
           <w:sz w:val="22"/>
         </w:rPr>
-        <w:t>ええ。(微笑む)ご立派な、お父様でした。</w:t>
+        <w:t>ええ。(微笑む)ご立派なお父様でした。</w:t>
       </w:r>
     </w:p>
     <w:p>
@@ -4132,7 +4132,7 @@
           <w:color w:val="555555"/>
           <w:sz w:val="22"/>
         </w:rPr>
-        <w:t>(遼は、何も言わない。ポケットの中のガラス玉を、握る。冷たい。総理が、一礼し、官房長官とともに、扉の方へ歩く。時計は、十時五十七分。十五分より、二分、短い。)</w:t>
+        <w:t>(遼は何も言わない。ポケットの中のガラス玉を握る。冷たい。総理が一礼し、官房長官とともに扉の方へ歩く。時計は十時五十七分。十五分より二分短い。)</w:t>
       </w:r>
     </w:p>
     <w:p>
@@ -4162,7 +4162,7 @@
           <w:color w:val="555555"/>
           <w:sz w:val="22"/>
         </w:rPr>
-        <w:t>(控え室に戻る廊下。神崎が、一行を、先導する。大城は、無言で、唇を、噛んでいる。志賀の背中は、少し、小さくなっている。和代が、翔太の袖を、そっと、引く。)</w:t>
+        <w:t>(控え室に戻る廊下。神崎が一行を先導する。大城は無言で唇を噛んでいる。志賀の背中は少し小さくなっている。和代が翔太の袖をそっと引く。)</w:t>
       </w:r>
     </w:p>
     <w:p>
@@ -4195,7 +4195,7 @@
           <w:i w:val="0"/>
           <w:sz w:val="22"/>
         </w:rPr>
-        <w:t>ええ。聞かせた、ことは、変わりません。</w:t>
+        <w:t>ええ。聞かせたことは変わりません。</w:t>
       </w:r>
     </w:p>
     <w:p>
@@ -4210,7 +4210,7 @@
           <w:color w:val="555555"/>
           <w:sz w:val="22"/>
         </w:rPr>
-        <w:t>(大城が、ふと、足を止める。)</w:t>
+        <w:t>(大城がふと足を止める。)</w:t>
       </w:r>
     </w:p>
     <w:p>
@@ -4233,7 +4233,7 @@
           <w:i w:val="0"/>
           <w:sz w:val="22"/>
         </w:rPr>
-        <w:t>先生。「方針は、変えられません」って、はっきり、言ったよね、あの人。</w:t>
+        <w:t>先生。「方針は変えられません」って、はっきり言ったよね、あの人。</w:t>
       </w:r>
     </w:p>
     <w:p>
@@ -4279,7 +4279,7 @@
           <w:i w:val="0"/>
           <w:sz w:val="22"/>
         </w:rPr>
-        <w:t>じゃあ、私たちは、何のために、来たの。</w:t>
+        <w:t>じゃあ、私たちは何のために来たの。</w:t>
       </w:r>
     </w:p>
     <w:p>
@@ -4302,7 +4302,7 @@
           <w:i w:val="0"/>
           <w:sz w:val="22"/>
         </w:rPr>
-        <w:t>……それが、神崎さんの、一つ目です。「聞いた」という、事実を、作るために。</w:t>
+        <w:t>……それが、神崎さんの一つ目です。「聞いた」という事実を作るために。</w:t>
       </w:r>
     </w:p>
     <w:p>
@@ -4348,7 +4348,7 @@
           <w:i w:val="0"/>
           <w:sz w:val="22"/>
         </w:rPr>
-        <w:t>事実は、法廷に持ち込める、唯一の、言葉です。</w:t>
+        <w:t>事実は法廷に持ち込める、唯一の言葉です。</w:t>
       </w:r>
     </w:p>
     <w:p>
@@ -4363,7 +4363,7 @@
           <w:color w:val="555555"/>
           <w:sz w:val="22"/>
         </w:rPr>
-        <w:t>(神崎が、少し先で、立ち止まっている。聞こえているはずだが、振り向かない。)</w:t>
+        <w:t>(神崎が少し先で、立ち止まっている。聞こえているはずだが、振り向かない。)</w:t>
       </w:r>
     </w:p>
     <w:p>
@@ -4409,7 +4409,7 @@
           <w:i w:val="0"/>
           <w:sz w:val="22"/>
         </w:rPr>
-        <w:t>今は、まだ、何も、言えません。でも、……考えていることは、あります。</w:t>
+        <w:t>今はまだ、何も言えません。でも……考えていることはあります。</w:t>
       </w:r>
     </w:p>
     <w:p>
@@ -4424,7 +4424,7 @@
           <w:color w:val="555555"/>
           <w:sz w:val="22"/>
         </w:rPr>
-        <w:t>(大城が、遼を、まっすぐに見る。その目に、一瞬、「待っていた」という色が、よぎる。)</w:t>
+        <w:t>(大城が遼をまっすぐに見る。その目に一瞬、「待っていた」という色がよぎる。)</w:t>
       </w:r>
     </w:p>
     <w:p>
@@ -4439,7 +4439,7 @@
           <w:color w:val="555555"/>
           <w:sz w:val="22"/>
         </w:rPr>
-        <w:t>(廊下の突き当たり。南の通用口が、近づく。神崎が、足を止め、一行に、向き直る。)</w:t>
+        <w:t>(廊下の突き当たり。南の通用口が近づく。神崎が足を止め、一行に向き直る。)</w:t>
       </w:r>
     </w:p>
     <w:p>
@@ -4462,7 +4462,7 @@
           <w:i w:val="0"/>
           <w:sz w:val="22"/>
         </w:rPr>
-        <w:t>本日は、お疲れ様でした。ここから先は、私は、お送りできません。通用口の外の、歩道に、記者の方々が、待っておられます。</w:t>
+        <w:t>本日はお疲れ様でした。ここから先は、私はお送りできません。通用口の外の歩道に記者の方々が待っておられます。</w:t>
       </w:r>
     </w:p>
     <w:p>
@@ -4485,7 +4485,7 @@
           <w:i w:val="0"/>
           <w:sz w:val="22"/>
         </w:rPr>
-        <w:t>取材は、官邸の外、でしたね。</w:t>
+        <w:t>取材は官邸の外、でしたね。</w:t>
       </w:r>
     </w:p>
     <w:p>
@@ -4508,7 +4508,7 @@
           <w:i w:val="0"/>
           <w:sz w:val="22"/>
         </w:rPr>
-        <w:t>はい。官邸の中での、発言は、ありません。……外での、発言は、皆さまの、ご自由です。</w:t>
+        <w:t>はい。官邸の中での発言はありません。……外での発言は皆さまのご自由です。</w:t>
       </w:r>
     </w:p>
     <w:p>
@@ -4523,7 +4523,7 @@
           <w:color w:val="555555"/>
           <w:sz w:val="22"/>
         </w:rPr>
-        <w:t>(神崎が、遼に、一歩、近づく。声を、ごく低くする。)</w:t>
+        <w:t>(神崎が遼に一歩近づく。声をごく低くする。)</w:t>
       </w:r>
     </w:p>
     <w:p>
@@ -4546,7 +4546,7 @@
           <w:i w:val="0"/>
           <w:sz w:val="22"/>
         </w:rPr>
-        <w:t>先生。四つ目を、申し上げます。</w:t>
+        <w:t>先生。四つ目を申し上げます。</w:t>
       </w:r>
     </w:p>
     <w:p>
@@ -4592,7 +4592,7 @@
           <w:i w:val="0"/>
           <w:sz w:val="22"/>
         </w:rPr>
-        <w:t>今日、総理は、「承知しました」と、「承りました」と、言いました。「検討します」とは、言いませんでした。つまり、官邸は、「検討の余地は、ない」という、立場を、はっきりと、取った。(間)そのうえで、「聞く耳」という言葉を、使った。……先生のお父様の言葉を、使った。</w:t>
+        <w:t>今日、総理は「承知しました」と「承りました」と言いました。「検討します」とは言いませんでした。つまり、官邸は「検討の余地はない」という立場をはっきりと取った。(間)そのうえで、「聞く耳」という言葉を使った。……先生のお父様の言葉を使った。</w:t>
       </w:r>
     </w:p>
     <w:p>
@@ -4638,7 +4638,7 @@
           <w:i w:val="0"/>
           <w:sz w:val="22"/>
         </w:rPr>
-        <w:t>あれは、おそらく、先生に向けた、メッセージです。「聞く耳は、ある。だから、騒ぐな」という。</w:t>
+        <w:t>あれはおそらく、先生に向けたメッセージです。「聞く耳はある。だから、騒ぐな」という。</w:t>
       </w:r>
     </w:p>
     <w:p>
@@ -4684,7 +4684,7 @@
           <w:i w:val="0"/>
           <w:sz w:val="22"/>
         </w:rPr>
-        <w:t>では。(深く、一礼)ご無事で。</w:t>
+        <w:t>では。(深く一礼)ご無事で。</w:t>
       </w:r>
     </w:p>
     <w:p>
@@ -4699,7 +4699,7 @@
           <w:color w:val="555555"/>
           <w:sz w:val="22"/>
         </w:rPr>
-        <w:t>(通用口の扉が、開く。夏の光と、熱気と、蝉の声と、カメラの列。マイクが、一斉に、向けられる。その中に、柚木の顔が、ある。ノートを、持っている。)</w:t>
+        <w:t>(通用口の扉が開く。夏の光と熱気と蝉の声とカメラの列。マイクが一斉に向けられる。その中に柚木の顔がある。ノートを持っている。)</w:t>
       </w:r>
     </w:p>
     <w:p>
@@ -4737,7 +4737,7 @@
           <w:color w:val="555555"/>
           <w:sz w:val="22"/>
         </w:rPr>
-        <w:t>(遼が、一歩、外に出る。後ろに、大城、志賀、和代、翔太、茜、榊。カメラの、シャッター音が、重なる。)</w:t>
+        <w:t>(遼が一歩、外に出る。後ろに大城、志賀、和代、翔太、茜、榊。カメラのシャッター音が重なる。)</w:t>
       </w:r>
     </w:p>
     <w:p>
@@ -4760,7 +4760,7 @@
           <w:i w:val="0"/>
           <w:sz w:val="22"/>
         </w:rPr>
-        <w:t>総理は、何と、おっしゃいましたか。</w:t>
+        <w:t>総理は何とおっしゃいましたか。</w:t>
       </w:r>
     </w:p>
     <w:p>
@@ -4783,7 +4783,7 @@
           <w:i w:val="0"/>
           <w:sz w:val="22"/>
         </w:rPr>
-        <w:t>……方針は、変えられない、と。ただし、「十分な理解は、いただけていない」状況にあることは、認識している、と。</w:t>
+        <w:t>……方針は変えられない、と。ただし、「十分な理解はいただけていない」状況にあることは認識している、と。</w:t>
       </w:r>
     </w:p>
     <w:p>
@@ -4806,7 +4806,7 @@
           <w:i w:val="0"/>
           <w:sz w:val="22"/>
         </w:rPr>
-        <w:t>真壁議員は、与党の、議員ですよね。政府の方針に、反対、なさるんですか。</w:t>
+        <w:t>真壁議員は与党の議員ですよね。政府の方針に反対、なさるんですか。</w:t>
       </w:r>
     </w:p>
     <w:p>
@@ -4821,7 +4821,7 @@
           <w:color w:val="555555"/>
           <w:sz w:val="22"/>
         </w:rPr>
-        <w:t>(遼の背中に、榊の視線。大城の視線。志賀の、和代の、翔太の視線。ポケットの中の、ガラス玉。)</w:t>
+        <w:t>(遼の背中に榊の視線。大城の視線。志賀の、和代の、翔太の視線。ポケットの中のガラス玉。)</w:t>
       </w:r>
     </w:p>
     <w:p>
@@ -4844,7 +4844,7 @@
           <w:i w:val="0"/>
           <w:sz w:val="22"/>
         </w:rPr>
-        <w:t>私は、国民協和党の、党員では、ありません。無所属の、議員です。ただし、国会では、与党と、統一会派を、組んでいます。その意味で、皆さまの、おっしゃる通り、……政府と、近い場所に、います。</w:t>
+        <w:t>私は国民協和党の党員ではありません。無所属の議員です。ただし、国会では与党と統一会派を組んでいます。その意味で皆さまのおっしゃる通り、……政府と近い場所にいます。</w:t>
       </w:r>
     </w:p>
     <w:p>
@@ -4867,7 +4867,7 @@
           <w:i w:val="0"/>
           <w:sz w:val="22"/>
         </w:rPr>
-        <w:t>では、反対、ですか。</w:t>
+        <w:t>では反対、ですか。</w:t>
       </w:r>
     </w:p>
     <w:p>
@@ -4882,7 +4882,7 @@
           <w:color w:val="555555"/>
           <w:sz w:val="22"/>
         </w:rPr>
-        <w:t>(沈黙。遼は、答えを、探さない。もう、探してある。)</w:t>
+        <w:t>(沈黙。遼は答えを探さない。もう探してある。)</w:t>
       </w:r>
     </w:p>
     <w:p>
@@ -4905,7 +4905,7 @@
           <w:i w:val="0"/>
           <w:sz w:val="22"/>
         </w:rPr>
-        <w:t>……質問を、させてください。</w:t>
+        <w:t>……質問をさせてください。</w:t>
       </w:r>
     </w:p>
     <w:p>
@@ -4928,7 +4928,7 @@
           <w:i w:val="0"/>
           <w:sz w:val="22"/>
         </w:rPr>
-        <w:t>は、い?</w:t>
+        <w:t>はい?</w:t>
       </w:r>
     </w:p>
     <w:p>
@@ -4951,7 +4951,7 @@
           <w:i w:val="0"/>
           <w:sz w:val="22"/>
         </w:rPr>
-        <w:t>皆さまに、ではありません。総理に、でもありません。……私自身に、です。(息を、整える)「理解を、得られていない」状況で、水を、流すことを、決める。それを、法の、手続きの中で、止められるのか。止められないのか。……誰かが、確かめなければなりません。</w:t>
+        <w:t>皆さまにではありません。総理にでもありません。……私自身にです。(息を整える)「理解を得られていない」状況で水を流すことを決める。それを法の手続きの中で、止められるのか。止められないのか。……誰かが確かめなければなりません。</w:t>
       </w:r>
     </w:p>
     <w:p>
@@ -4966,7 +4966,7 @@
           <w:color w:val="555555"/>
           <w:sz w:val="22"/>
         </w:rPr>
-        <w:t>(記者の列が、ざわつく。柚木が、ペンを、止めて、顔を上げる。)</w:t>
+        <w:t>(記者の列が、ざわつく。柚木がペンを止めて、顔を上げる。)</w:t>
       </w:r>
     </w:p>
     <w:p>
@@ -4989,7 +4989,7 @@
           <w:i w:val="0"/>
           <w:sz w:val="22"/>
         </w:rPr>
-        <w:t>……それは、訴訟を、起こす、ということですか。</w:t>
+        <w:t>……それは訴訟を起こす、ということですか。</w:t>
       </w:r>
     </w:p>
     <w:p>
@@ -5012,7 +5012,7 @@
           <w:i w:val="0"/>
           <w:sz w:val="22"/>
         </w:rPr>
-        <w:t>今日、申し上げられるのは、……「確かめる」という、ことだけです。</w:t>
+        <w:t>今日、申し上げられるのは……「確かめる」ということだけです。</w:t>
       </w:r>
     </w:p>
     <w:p>
@@ -5035,7 +5035,7 @@
           <w:i w:val="0"/>
           <w:sz w:val="22"/>
         </w:rPr>
-        <w:t>議員の、立場で、訴訟を、起こせるんですか。</w:t>
+        <w:t>議員の立場で訴訟を起こせるんですか。</w:t>
       </w:r>
     </w:p>
     <w:p>
@@ -5058,7 +5058,7 @@
           <w:i w:val="0"/>
           <w:sz w:val="22"/>
         </w:rPr>
-        <w:t>弁護士の資格は、持っています。弁護士法にも、国会法にも、兼ねてはならない、という、条文は、ありません。……ただし、決められるのは、私一人では、ありません。この方々が、決めます。</w:t>
+        <w:t>弁護士の資格は持っています。弁護士法にも国会法にも兼ねてはならないという条文はありません。……ただし、決められるのは私一人ではありません。この方々が決めます。</w:t>
       </w:r>
     </w:p>
     <w:p>
@@ -5073,7 +5073,7 @@
           <w:color w:val="555555"/>
           <w:sz w:val="22"/>
         </w:rPr>
-        <w:t>(遼が、横を向く。大城が、志賀が、和代が、並んでいる。大城が、小さく、顎を上げる。志賀が、ネクタイを、もう一度、直して、頷く。和代が、翔太の、肩に、手を置く。)</w:t>
+        <w:t>(遼が横を向く。大城が、志賀が、和代が並んでいる。大城が小さく顎を上げる。志賀がネクタイをもう一度直して頷く。和代が翔太の肩に手を置く。)</w:t>
       </w:r>
     </w:p>
     <w:p>
@@ -5106,7 +5106,7 @@
           <w:i w:val="0"/>
           <w:sz w:val="22"/>
         </w:rPr>
-        <w:t>……言いたいことは、先生が、言いました。これ以上は、今日は、ありません。</w:t>
+        <w:t>……言いたいことは先生が言いました。これ以上は今日はありません。</w:t>
       </w:r>
     </w:p>
     <w:p>
@@ -5121,7 +5121,7 @@
           <w:color w:val="555555"/>
           <w:sz w:val="22"/>
         </w:rPr>
-        <w:t>(彼らは、ゆっくり、歩道を、歩き出す。カメラが、追う。遼は、一度だけ、官邸の、白い壁を、見上げる。壁は、何も、言わない。)</w:t>
+        <w:t>(彼らはゆっくり歩道を歩き出す。カメラが追う。遼は一度だけ、官邸の白い壁を見上げる。壁は何も言わない。)</w:t>
       </w:r>
     </w:p>
     <w:p>
@@ -5151,7 +5151,7 @@
           <w:color w:val="555555"/>
           <w:sz w:val="22"/>
         </w:rPr>
-        <w:t>(2023年8月22日(火)、午前10時。議員会館の遼の部屋。テレビが、つけっぱなしで、各局が、同じニュースを、流している。「政府は、二十四日にも、処理水の海洋放出を、開始する方針を、固めました」。美優が、メモを取っている。榊が、窓際に、立っている。)</w:t>
+        <w:t>(2023年8月22日(火)、午前10時。議員会館の遼の部屋。テレビがつけっぱなしで、各局が同じニュースを流している。「政府は二十四日にも処理水の海洋放出を開始する方針を固めました」。美優がメモを取っている。榊が窓際に立っている。)</w:t>
       </w:r>
     </w:p>
     <w:p>
@@ -5174,7 +5174,7 @@
           <w:i w:val="0"/>
           <w:sz w:val="22"/>
         </w:rPr>
-        <w:t>……関係閣僚会議が、いま、終わりました。二十四日、木曜、天候次第で、放出開始、と。</w:t>
+        <w:t>……関係閣僚会議が、いま終わりました。二十四日、木曜、天候次第で放出開始、と。</w:t>
       </w:r>
     </w:p>
     <w:p>
@@ -5197,7 +5197,7 @@
           <w:i w:val="0"/>
           <w:sz w:val="22"/>
         </w:rPr>
-        <w:t>二十四日。官邸の、面会の、三日後、ですか。</w:t>
+        <w:t>二十四日。官邸の面会の三日後ですか。</w:t>
       </w:r>
     </w:p>
     <w:p>
@@ -5220,7 +5220,7 @@
           <w:i w:val="0"/>
           <w:sz w:val="22"/>
         </w:rPr>
-        <w:t>三日後ですね。……あの十五分は、日程の、決まった、あとに、用意されたものだった。</w:t>
+        <w:t>三日後ですね。……あの十五分は日程の決まったあとに用意されたものだった。</w:t>
       </w:r>
     </w:p>
     <w:p>
@@ -5258,7 +5258,7 @@
           <w:color w:val="555555"/>
           <w:sz w:val="22"/>
         </w:rPr>
-        <w:t>(遼の携帯が、鳴る。画面に「工藤事務所」。榊と美優が、目を合わせる。遼が、スピーカーに切り替えず、受話器を耳に当てる。)</w:t>
+        <w:t>(遼の携帯が鳴る。画面に「工藤事務所」。榊と美優が目を合わせる。遼がスピーカーに切り替えず、受話器を耳に当てる。)</w:t>
       </w:r>
     </w:p>
     <w:p>
@@ -5291,7 +5291,7 @@
           <w:i w:val="0"/>
           <w:sz w:val="22"/>
         </w:rPr>
-        <w:t>真壁君。記事を、読んだ。</w:t>
+        <w:t>真壁君。記事を読んだ。</w:t>
       </w:r>
     </w:p>
     <w:p>
@@ -5337,7 +5337,7 @@
           <w:i w:val="0"/>
           <w:sz w:val="22"/>
         </w:rPr>
-        <w:t>『奥浜新報』と、全国紙二つ。「官邸前で、確かめる、と発言」。……「確かめる」とは、何を、だ。</w:t>
+        <w:t>『奥浜新報』と全国紙二つ。「官邸前で確かめる、と発言」。……「確かめる」とは何をだ。</w:t>
       </w:r>
     </w:p>
     <w:p>
@@ -5360,7 +5360,7 @@
           <w:i w:val="0"/>
           <w:sz w:val="22"/>
         </w:rPr>
-        <w:t>総理の決定が、法的に、争える、ものかどうか。それだけです。</w:t>
+        <w:t>総理の決定が、法的に争えるものかどうか。それだけです。</w:t>
       </w:r>
     </w:p>
     <w:p>
@@ -5383,7 +5383,7 @@
           <w:i w:val="0"/>
           <w:sz w:val="22"/>
         </w:rPr>
-        <w:t>それは、党の方針に、弓を引く、ということだと、君は、分かっているのか。</w:t>
+        <w:t>それは党の方針に弓を引くということだと、君は分かっているのか。</w:t>
       </w:r>
     </w:p>
     <w:p>
@@ -5406,7 +5406,7 @@
           <w:i w:val="0"/>
           <w:sz w:val="22"/>
         </w:rPr>
-        <w:t>党員では、ありません。</w:t>
+        <w:t>党員ではありません。</w:t>
       </w:r>
     </w:p>
     <w:p>
@@ -5429,7 +5429,7 @@
           <w:i w:val="0"/>
           <w:sz w:val="22"/>
         </w:rPr>
-        <w:t>屁理屈を、言うな。(声が、荒くなる。それから、抑える)……真壁君。君の父上は、八期、党の、仲間として、政治を、やってきた。亡くなる前に、私に、言った。「あれは、私とは、違う。だが、頼む」と。</w:t>
+        <w:t>屁理屈を言うな。(声が荒くなる。それから抑える)……真壁君。君の父上は八期、党の仲間として政治をやってきた。亡くなる前に私に言った。「あれは私とは違う。だが頼む」と。</w:t>
       </w:r>
     </w:p>
     <w:p>
@@ -5444,7 +5444,7 @@
           <w:color w:val="555555"/>
           <w:sz w:val="22"/>
         </w:rPr>
-        <w:t>(遼の、息が、止まる。榊が、はっとして、遼を見る。)</w:t>
+        <w:t>(遼の息が止まる。榊がはっとして、遼を見る。)</w:t>
       </w:r>
     </w:p>
     <w:p>
@@ -5490,7 +5490,7 @@
           <w:i w:val="0"/>
           <w:sz w:val="22"/>
         </w:rPr>
-        <w:t>ああ。だから、私も、君を、切りたくない。(間)だが、会派に、残るなら、条件がある。反対運動の、先頭には、立たないこと。個人の、資格で、訴訟に、参加するのは、勝手だが、党の、名前を、使わないこと。</w:t>
+        <w:t>ああ。だから、私も君を切りたくない。(間)だが会派に残るなら、条件がある。反対運動の先頭には立たないこと。個人の資格で訴訟に参加するのは勝手だが、党の名前を使わないこと。</w:t>
       </w:r>
     </w:p>
     <w:p>
@@ -5513,7 +5513,7 @@
           <w:i w:val="0"/>
           <w:sz w:val="22"/>
         </w:rPr>
-        <w:t>党の名前は、一度も、使っておりません。</w:t>
+        <w:t>党の名前は一度も使っておりません。</w:t>
       </w:r>
     </w:p>
     <w:p>
@@ -5536,7 +5536,7 @@
           <w:i w:val="0"/>
           <w:sz w:val="22"/>
         </w:rPr>
-        <w:t>では、これからも、使うな。……以上だ。</w:t>
+        <w:t>ではこれからも使うな。……以上だ。</w:t>
       </w:r>
     </w:p>
     <w:p>
@@ -5551,7 +5551,7 @@
           <w:color w:val="555555"/>
           <w:sz w:val="22"/>
         </w:rPr>
-        <w:t>(切れる。遼は、携帯を、机に置く。沈黙。)</w:t>
+        <w:t>(切れる。遼は携帯を机に置く。沈黙。)</w:t>
       </w:r>
     </w:p>
     <w:p>
@@ -5584,7 +5584,7 @@
           <w:i w:val="0"/>
           <w:sz w:val="22"/>
         </w:rPr>
-        <w:t>……父の「頼む」は、短いんです。何を、頼むのか、言わない。(窓の外を見る)それを、聞いた側が、決めなければならない。</w:t>
+        <w:t>……父の「頼む」は短いんです。何を頼むのか、言わない。(窓の外を見る)それを聞いた側が、決めなければならない。</w:t>
       </w:r>
     </w:p>
     <w:p>
@@ -5599,7 +5599,7 @@
           <w:color w:val="555555"/>
           <w:sz w:val="22"/>
         </w:rPr>
-        <w:t>(午後。遼の机の上。柚木からの、メッセージ。「面会の記事、書きます。最後の一行は、先生の、ご判断を、待ちます」。遼は、返信を、打つ。「書いてください。事実のみを。最後の一行は、記者の仕事です」。)</w:t>
+        <w:t>(午後。遼の机の上。柚木からのメッセージ。「面会の記事、書きます。最後の一行は先生のご判断を待ちます」。遼は返信を打つ。「書いてください。事実のみを。最後の一行は記者の仕事です」。)</w:t>
       </w:r>
     </w:p>
     <w:p>
@@ -5629,7 +5629,7 @@
           <w:color w:val="555555"/>
           <w:sz w:val="22"/>
         </w:rPr>
-        <w:t>(2023年8月24日(木)、午後0時50分。汐見港の岸壁、プレハブの波戸漁協仮事務所。蝉の声。テレビの前に、組合員が十数人、立ったり座ったり。志賀が、端の椅子に座っている。大城が、腕を組んで、画面を見ている。女将が、差し入れの麦茶を配る。遼は、後ろの壁際。翔太も、作業着のまま、いる。)</w:t>
+        <w:t>(2023年8月24日(木)、午後0時50分。汐見港の岸壁、プレハブの波戸漁協仮事務所。蝉の声。テレビの前に組合員が十数人、立ったり座ったり。志賀が端の椅子に座っている。大城が腕を組んで画面を見ている。女将が差し入れの麦茶を配る。遼は後ろの壁際。翔太も作業着のままいる。)</w:t>
       </w:r>
     </w:p>
     <w:p>
@@ -5644,7 +5644,7 @@
           <w:color w:val="555555"/>
           <w:sz w:val="22"/>
         </w:rPr>
-        <w:t>(画面。アナウンサーが読む。「午後一時、処理水の、海洋放出が、始まりました」。海の映像。灰色の、水平線。)</w:t>
+        <w:t>(画面。アナウンサーが読む。「午後一時、処理水の海洋放出が始まりました」。海の映像。灰色の水平線。)</w:t>
       </w:r>
     </w:p>
     <w:p>
@@ -5733,7 +5733,7 @@
           <w:i w:val="0"/>
           <w:sz w:val="22"/>
         </w:rPr>
-        <w:t>一時、ちょうど。お昼ご飯の、時間に、始めるんだねえ。</w:t>
+        <w:t>一時、ちょうど。お昼ご飯の時間に始めるんだねえ。</w:t>
       </w:r>
     </w:p>
     <w:p>
@@ -5748,7 +5748,7 @@
           <w:color w:val="555555"/>
           <w:sz w:val="22"/>
         </w:rPr>
-        <w:t>(誰も、笑わない。画面の隅の、小さな文字。「放出開始」。)</w:t>
+        <w:t>(誰も笑わない。画面の隅の小さな文字。「放出開始」。)</w:t>
       </w:r>
     </w:p>
     <w:p>
@@ -5771,7 +5771,7 @@
           <w:i w:val="0"/>
           <w:sz w:val="22"/>
         </w:rPr>
-        <w:t>……おれ、ちょっと、外、出てくる。</w:t>
+        <w:t>……おれ、ちょっと外出てくる。</w:t>
       </w:r>
     </w:p>
     <w:p>
@@ -5827,7 +5827,7 @@
           <w:i w:val="0"/>
           <w:sz w:val="22"/>
         </w:rPr>
-        <w:t>すぐ、戻っから。</w:t>
+        <w:t>すぐ戻っから。</w:t>
       </w:r>
     </w:p>
     <w:p>
@@ -5842,7 +5842,7 @@
           <w:color w:val="555555"/>
           <w:sz w:val="22"/>
         </w:rPr>
-        <w:t>(翔太が出ていく。遼が、後を追う。岸壁。陽射し。海面が、白く、まぶしい。翔太が、堤防の端に、立っている。)</w:t>
+        <w:t>(翔太が出ていく。遼が後を追う。岸壁。陽射し。海面が白く、まぶしい。翔太が堤防の端に立っている。)</w:t>
       </w:r>
     </w:p>
     <w:p>
@@ -5865,7 +5865,7 @@
           <w:i w:val="0"/>
           <w:sz w:val="22"/>
         </w:rPr>
-        <w:t>……「責任を持って」って、言うんだべ。あの人たちは。事故のときも、そう言った。</w:t>
+        <w:t>……「責任を持って」って言うんだべ。あの人たちは。事故のときもそう言った。</w:t>
       </w:r>
     </w:p>
     <w:p>
@@ -5903,7 +5903,7 @@
           <w:color w:val="555555"/>
           <w:sz w:val="22"/>
         </w:rPr>
-        <w:t>(遼は、ポケットから、ガラス玉を、取り出す。翔太の掌に、置く。)</w:t>
+        <w:t>(遼はポケットからガラス玉を取り出す。翔太の掌に置く。)</w:t>
       </w:r>
     </w:p>
     <w:p>
@@ -5926,7 +5926,7 @@
           <w:i w:val="0"/>
           <w:sz w:val="22"/>
         </w:rPr>
-        <w:t>……何、ですか、これ。</w:t>
+        <w:t>……何ですか、これ。</w:t>
       </w:r>
     </w:p>
     <w:p>
@@ -5949,7 +5949,7 @@
           <w:i w:val="0"/>
           <w:sz w:val="22"/>
         </w:rPr>
-        <w:t>エンドウさんの、船の、浮きです。津波のあと、泥の中から、出てきた。</w:t>
+        <w:t>エンドウさんの船の浮きです。津波のあと泥の中から出てきた。</w:t>
       </w:r>
     </w:p>
     <w:p>
@@ -5995,7 +5995,7 @@
           <w:i w:val="0"/>
           <w:sz w:val="22"/>
         </w:rPr>
-        <w:t>「待ってるものを、思い出せ」と、言われました。</w:t>
+        <w:t>「待ってるものを思い出せ」と言われました。</w:t>
       </w:r>
     </w:p>
     <w:p>
@@ -6019,16 +6019,16 @@
           <w:color w:val="555555"/>
           <w:sz w:val="22"/>
         </w:rPr>
-        <w:t>(ガラス玉を、陽に透かす)</w:t>
-      </w:r>
-      <w:r>
-        <w:rPr>
-          <w:rFonts w:ascii="Times New Roman" w:hAnsi="Times New Roman" w:eastAsia="Malgun Gothic"/>
-          <w:b w:val="0"/>
-          <w:i w:val="0"/>
-          <w:sz w:val="22"/>
-        </w:rPr>
-        <w:t>……向こうが、透ける。海の、色が、してる。</w:t>
+        <w:t>(ガラス玉を陽に透かす)</w:t>
+      </w:r>
+      <w:r>
+        <w:rPr>
+          <w:rFonts w:ascii="Times New Roman" w:hAnsi="Times New Roman" w:eastAsia="Malgun Gothic"/>
+          <w:b w:val="0"/>
+          <w:i w:val="0"/>
+          <w:sz w:val="22"/>
+        </w:rPr>
+        <w:t>……向こうが、透ける。海の色がしてる。</w:t>
       </w:r>
     </w:p>
     <w:p>
@@ -6074,7 +6074,7 @@
           <w:i w:val="0"/>
           <w:sz w:val="22"/>
         </w:rPr>
-        <w:t>先生。おれ、まだ、待ってる、のかな。</w:t>
+        <w:t>先生。おれ、まだ待ってるのかな。</w:t>
       </w:r>
     </w:p>
     <w:p>
@@ -6097,7 +6097,7 @@
           <w:i w:val="0"/>
           <w:sz w:val="22"/>
         </w:rPr>
-        <w:t>待っているのは、一つじゃ、ありません。……でも、「待つ」を、やめない人が、いる限り、法廷という場所は、まだ、閉まっていません。</w:t>
+        <w:t>待っているのは一つじゃありません。……でも「待つ」をやめない人がいる限り、法廷という場所はまだ閉まっていません。</w:t>
       </w:r>
     </w:p>
     <w:p>
@@ -6143,7 +6143,7 @@
           <w:i w:val="0"/>
           <w:sz w:val="22"/>
         </w:rPr>
-        <w:t>ええ。(海を見て)……翔太くん。僕は、もう一度、あの場所に、立ちます。</w:t>
+        <w:t>ええ。(海を見て)……翔太くん。僕はもう一度、あの場所に立ちます。</w:t>
       </w:r>
     </w:p>
     <w:p>
@@ -6158,7 +6158,7 @@
           <w:color w:val="555555"/>
           <w:sz w:val="22"/>
         </w:rPr>
-        <w:t>(翔太が、遼を、見る。ガラス玉を、握り直し、そっと、遼の手に、返す。)</w:t>
+        <w:t>(翔太が遼を見る。ガラス玉を握り直し、そっと遼の手に返す。)</w:t>
       </w:r>
     </w:p>
     <w:p>
@@ -6181,7 +6181,7 @@
           <w:i w:val="0"/>
           <w:sz w:val="22"/>
         </w:rPr>
-        <w:t>……じゃあ、これは、先生が、持ってて。おれは、後ろに、立ってる。官邸のときみたいに。</w:t>
+        <w:t>……じゃあ、これは先生が持ってて。おれは後ろに立ってる。官邸のときみたいに。</w:t>
       </w:r>
     </w:p>
     <w:p>
@@ -6204,7 +6204,7 @@
           <w:i w:val="0"/>
           <w:sz w:val="22"/>
         </w:rPr>
-        <w:t>ええ。後ろに、いてください。</w:t>
+        <w:t>ええ。後ろにいてください。</w:t>
       </w:r>
     </w:p>
     <w:p>
@@ -6219,7 +6219,7 @@
           <w:color w:val="555555"/>
           <w:sz w:val="22"/>
         </w:rPr>
-        <w:t>(遠くで、防災無線が、昼の、時報を、鳴らす。海風。カモメが、一羽、波の上を、低く、すべる。)</w:t>
+        <w:t>(遠くで防災無線が昼の時報を鳴らす。海風。カモメが一羽、波の上を低くすべる。)</w:t>
       </w:r>
     </w:p>
     <w:p>
@@ -6249,7 +6249,7 @@
           <w:color w:val="555555"/>
           <w:sz w:val="22"/>
         </w:rPr>
-        <w:t>(2023年8月24日(木)、午後9時。桐生法律事務所。応接室のスタンド。机の上に、「申立書(案)」の、白い束。茜が、パソコンの前で、画面を睨んでいる。三浦が、書類を、クリップで、留めている。柚木が、ソファの端で、ノートを、広げている。遼が、窓際に、立っている。)</w:t>
+        <w:t>(2023年8月24日(木)、午後9時。桐生法律事務所。応接室のスタンド。机の上に「申立書(案)」の白い束。茜がパソコンの前で画面を睨んでいる。三浦が書類をクリップで留めている。柚木がソファの端でノートを広げている。遼が窓際に立っている。)</w:t>
       </w:r>
     </w:p>
     <w:p>
@@ -6272,7 +6272,7 @@
           <w:i w:val="0"/>
           <w:sz w:val="22"/>
         </w:rPr>
-        <w:t>……「債権者」は、大城さんたち、組合員。「債務者」は、オクハマ電力。国は、……(手を止める)先生、国を、債務者に、できるかは、まだ、結論が、出ません。</w:t>
+        <w:t>……「債権者」は、大城さんたち、組合員。「債務者」は、オクハマ電力。国は……(手を止める)先生、国を債務者にできるかはまだ結論が出ません。</w:t>
       </w:r>
     </w:p>
     <w:p>
@@ -6295,7 +6295,7 @@
           <w:i w:val="0"/>
           <w:sz w:val="22"/>
         </w:rPr>
-        <w:t>ええ。方針を決めたのは、国です。でも、放出を行うのは、事業者です。差止めの相手方は、「行為をする者」でなければ、ならない。</w:t>
+        <w:t>ええ。方針を決めたのは国です。でも放出を行うのは事業者です。差止めの相手方は「行為をする者」でなければならない。</w:t>
       </w:r>
     </w:p>
     <w:p>
@@ -6318,7 +6318,7 @@
           <w:i w:val="0"/>
           <w:sz w:val="22"/>
         </w:rPr>
-        <w:t>人格権侵害と、漁業権の、侵害。……「将来の、損害」を、どう、疎明するか。</w:t>
+        <w:t>人格権侵害と漁業権の侵害。……「将来の損害」を、どう疎明するか。</w:t>
       </w:r>
     </w:p>
     <w:p>
@@ -6341,7 +6341,7 @@
           <w:i w:val="0"/>
           <w:sz w:val="22"/>
         </w:rPr>
-        <w:t>疎明の、材料は、今日、目の前で、起きました。</w:t>
+        <w:t>疎明の材料は今日目の前で起きました。</w:t>
       </w:r>
     </w:p>
     <w:p>
@@ -6364,7 +6364,7 @@
           <w:i w:val="0"/>
           <w:sz w:val="22"/>
         </w:rPr>
-        <w:t>はい。(柚木を見る)柚木さんの、記事も、疎明資料に、なるかも。</w:t>
+        <w:t>はい。(柚木を見る)柚木さんの記事も疎明資料になるかも。</w:t>
       </w:r>
     </w:p>
     <w:p>
@@ -6387,7 +6387,7 @@
           <w:i w:val="0"/>
           <w:sz w:val="22"/>
         </w:rPr>
-        <w:t>……使って、ください。(ノートを、閉じる)</w:t>
+        <w:t>……使ってください。(ノートを閉じる)</w:t>
       </w:r>
     </w:p>
     <w:p>
@@ -6402,7 +6402,7 @@
           <w:color w:val="555555"/>
           <w:sz w:val="22"/>
         </w:rPr>
-        <w:t>(三浦が、湯呑みを、並べる。窓際、誰も、座っていない、椅子の前にも、一つ。)</w:t>
+        <w:t>(三浦が湯呑みを並べる。窓際の、誰も座っていない椅子の前にも一つ。)</w:t>
       </w:r>
     </w:p>
     <w:p>
@@ -6417,7 +6417,7 @@
           <w:color w:val="555555"/>
           <w:sz w:val="22"/>
         </w:rPr>
-        <w:t>(遼が、湯呑みを、受け取る。鉄瓶の湯が、小さく、鳴る。)</w:t>
+        <w:t>(遼が湯呑みを受け取る。鉄瓶の湯が小さく鳴る。)</w:t>
       </w:r>
     </w:p>
     <w:p>
@@ -6440,7 +6440,7 @@
           <w:i w:val="0"/>
           <w:sz w:val="22"/>
         </w:rPr>
-        <w:t>……真壁さん。聞いても、いいですか。</w:t>
+        <w:t>……真壁さん。聞いてもいいですか。</w:t>
       </w:r>
     </w:p>
     <w:p>
@@ -6486,7 +6486,7 @@
           <w:i w:val="0"/>
           <w:sz w:val="22"/>
         </w:rPr>
-        <w:t>二年前、私に、おっしゃいました。「記事の最後の一行になる日に、書いてください」と。……お父様のこと。</w:t>
+        <w:t>二年前、私におっしゃいました。「記事の最後の一行になる日に書いてください」と。……お父様のこと。</w:t>
       </w:r>
     </w:p>
     <w:p>
@@ -6501,7 +6501,7 @@
           <w:color w:val="555555"/>
           <w:sz w:val="22"/>
         </w:rPr>
-        <w:t>(沈黙。茜も、三浦も、手を止める。)</w:t>
+        <w:t>(沈黙。茜も三浦も手を止める。)</w:t>
       </w:r>
     </w:p>
     <w:p>
@@ -6524,7 +6524,7 @@
           <w:i w:val="0"/>
           <w:sz w:val="22"/>
         </w:rPr>
-        <w:t>……書いて、いただきました。去年の、十二月に。</w:t>
+        <w:t>……書いていただきました。去年の十二月に。</w:t>
       </w:r>
     </w:p>
     <w:p>
@@ -6547,7 +6547,7 @@
           <w:i w:val="0"/>
           <w:sz w:val="22"/>
         </w:rPr>
-        <w:t>はい。弔辞の、一行だけ。「真壁功氏の長男、遼氏は、遺族席で、静かに、頭を、下げた」。</w:t>
+        <w:t>はい。弔辞の一行だけ。「真壁功氏の長男、遼氏は遺族席で、静かに頭を下げた」。</w:t>
       </w:r>
     </w:p>
     <w:p>
@@ -6570,7 +6570,7 @@
           <w:i w:val="0"/>
           <w:sz w:val="22"/>
         </w:rPr>
-        <w:t>あれで、十分でした。</w:t>
+        <w:t>あれで十分でした。</w:t>
       </w:r>
     </w:p>
     <w:p>
@@ -6593,7 +6593,7 @@
           <w:i w:val="0"/>
           <w:sz w:val="22"/>
         </w:rPr>
-        <w:t>じゃあ、……今日の、最後の一行は、何に、なりますか。</w:t>
+        <w:t>じゃあ、……今日の最後の一行は何になりますか。</w:t>
       </w:r>
     </w:p>
     <w:p>
@@ -6608,7 +6608,7 @@
           <w:color w:val="555555"/>
           <w:sz w:val="22"/>
         </w:rPr>
-        <w:t>(遼は、湯呑みを、机に置く。窓の外の、駅前の、明かり。遠く、国道六号線を走る、トラックの音。)</w:t>
+        <w:t>(遼は湯呑みを机に置く。窓の外の駅前の明かり。遠く、国道六号線を走るトラックの音。)</w:t>
       </w:r>
     </w:p>
     <w:p>
@@ -6631,7 +6631,7 @@
           <w:i w:val="0"/>
           <w:sz w:val="22"/>
         </w:rPr>
-        <w:t>……「真壁遼氏は、再び、法廷に立つことを、検討している」。</w:t>
+        <w:t>……「真壁遼氏は再び法廷に立つことを検討している」。</w:t>
       </w:r>
     </w:p>
     <w:p>
@@ -6677,7 +6677,7 @@
           <w:i w:val="0"/>
           <w:sz w:val="22"/>
         </w:rPr>
-        <w:t>検討、です。(少し笑う)皆さんの、確認を、取ってから。……決めるのは、僕では、ありませんから。</w:t>
+        <w:t>検討、です。(少し笑う)皆さんの確認を取ってから。……決めるのは僕ではありませんから。</w:t>
       </w:r>
     </w:p>
     <w:p>
@@ -6710,7 +6710,7 @@
           <w:i w:val="0"/>
           <w:sz w:val="22"/>
         </w:rPr>
-        <w:t>先生。私は、決まっています。</w:t>
+        <w:t>先生。私は決まっています。</w:t>
       </w:r>
     </w:p>
     <w:p>
@@ -6733,7 +6733,7 @@
           <w:i w:val="0"/>
           <w:sz w:val="22"/>
         </w:rPr>
-        <w:t>私も、です。</w:t>
+        <w:t>私もです。</w:t>
       </w:r>
     </w:p>
     <w:p>
@@ -6757,16 +6757,16 @@
           <w:color w:val="555555"/>
           <w:sz w:val="22"/>
         </w:rPr>
-        <w:t>(ノートを、また、開く)</w:t>
-      </w:r>
-      <w:r>
-        <w:rPr>
-          <w:rFonts w:ascii="Times New Roman" w:hAnsi="Times New Roman" w:eastAsia="Malgun Gothic"/>
-          <w:b w:val="0"/>
-          <w:i w:val="0"/>
-          <w:sz w:val="22"/>
-        </w:rPr>
-        <w:t>……では、「検討している」で、保留に、しておきます。</w:t>
+        <w:t>(ノートをまた開く)</w:t>
+      </w:r>
+      <w:r>
+        <w:rPr>
+          <w:rFonts w:ascii="Times New Roman" w:hAnsi="Times New Roman" w:eastAsia="Malgun Gothic"/>
+          <w:b w:val="0"/>
+          <w:i w:val="0"/>
+          <w:sz w:val="22"/>
+        </w:rPr>
+        <w:t>……では「検討している」で保留にしておきます。</w:t>
       </w:r>
     </w:p>
     <w:p>
@@ -6781,7 +6781,7 @@
           <w:color w:val="555555"/>
           <w:sz w:val="22"/>
         </w:rPr>
-        <w:t>(遼が、窓を、開ける。夜風。かすかな、潮の匂い。今日の昼に流された水の、匂いかどうかは、誰にも、分からない。)</w:t>
+        <w:t>(遼が窓を開ける。夜風。かすかな潮の匂い。今日の昼に流された水の匂いかどうかは誰にも分からない。)</w:t>
       </w:r>
     </w:p>
     <w:p>
@@ -6796,7 +6796,7 @@
           <w:color w:val="555555"/>
           <w:sz w:val="22"/>
         </w:rPr>
-        <w:t>(焙烙を、こんろにかける。いちばん小さな火。静かに、揺する。香ばしい匂いが、立ち上がり、しばらくして、細い煙が、一本。遼は、火を止める。)</w:t>
+        <w:t>(焙烙をこんろにかける。いちばん小さな火。静かに揺する。香ばしい匂いが、立ち上がり、しばらくして細い煙が一本。遼は火を止める。)</w:t>
       </w:r>
     </w:p>
     <w:p>
@@ -6842,7 +6842,7 @@
           <w:i w:val="0"/>
           <w:sz w:val="22"/>
         </w:rPr>
-        <w:t>今日の、分、ですね。</w:t>
+        <w:t>今日の分、ですね。</w:t>
       </w:r>
     </w:p>
     <w:p>
@@ -6857,7 +6857,7 @@
           <w:color w:val="555555"/>
           <w:sz w:val="22"/>
         </w:rPr>
-        <w:t>(鉄瓶の、湯が、湯呑みに、注がれる。一杯目の、湯気が、ゆっくり、上がる。ガラス戸の、金文字。「桐生法律事務所」。外灯に、静かに、光る。)</w:t>
+        <w:t>(鉄瓶の湯が湯呑みに注がれる。一杯目の湯気がゆっくり上がる。ガラス戸の金文字。「桐生法律事務所」。外灯に静かに光る。)</w:t>
       </w:r>
     </w:p>
     <w:p>
